--- a/documents/Deliverables/Sensor measurement evaulation.docx
+++ b/documents/Deliverables/Sensor measurement evaulation.docx
@@ -25,11 +25,9 @@
         </w:rPr>
         <w:t xml:space="preserve">Sistema di </w:t>
       </w:r>
-      <w:proofErr w:type="spellStart"/>
       <w:r>
         <w:t>navigazione</w:t>
       </w:r>
-      <w:proofErr w:type="spellEnd"/>
       <w:r>
         <w:rPr>
           <w:lang w:val="it-IT"/>
@@ -58,34 +56,56 @@
           <w:bCs/>
           <w:lang w:val="it-IT"/>
         </w:rPr>
-        <w:t xml:space="preserve">Extended </w:t>
-      </w:r>
-      <w:proofErr w:type="spellStart"/>
-      <w:r>
-        <w:rPr>
-          <w:rFonts w:asciiTheme="minorHAnsi" w:hAnsiTheme="minorHAnsi" w:cstheme="minorHAnsi"/>
-          <w:b/>
-          <w:bCs/>
+        <w:t>Extended Kalman Filter (EKF)</w:t>
+      </w:r>
+      <w:r>
+        <w:rPr>
+          <w:rFonts w:asciiTheme="minorHAnsi" w:hAnsiTheme="minorHAnsi" w:cstheme="minorHAnsi"/>
           <w:lang w:val="it-IT"/>
         </w:rPr>
-        <w:t>Kalman</w:t>
-      </w:r>
-      <w:proofErr w:type="spellEnd"/>
-      <w:r>
-        <w:rPr>
-          <w:rFonts w:asciiTheme="minorHAnsi" w:hAnsiTheme="minorHAnsi" w:cstheme="minorHAnsi"/>
-          <w:b/>
-          <w:bCs/>
+        <w:t xml:space="preserve"> a </w:t>
+      </w:r>
+      <w:r>
+        <w:rPr>
+          <w:rFonts w:asciiTheme="minorHAnsi" w:hAnsiTheme="minorHAnsi" w:cstheme="minorHAnsi"/>
           <w:lang w:val="it-IT"/>
         </w:rPr>
-        <w:t xml:space="preserve"> Filter (EKF)</w:t>
+        <w:t>9</w:t>
       </w:r>
       <w:r>
         <w:rPr>
           <w:rFonts w:asciiTheme="minorHAnsi" w:hAnsiTheme="minorHAnsi" w:cstheme="minorHAnsi"/>
           <w:lang w:val="it-IT"/>
         </w:rPr>
-        <w:t xml:space="preserve"> a 6 stati (posizione e velocità) per la fusione sensoriale in tempo reale. L'architettura è progettata per operare in ambienti subacquei dove il GPS non è disponibile, sfruttando la </w:t>
+        <w:t xml:space="preserve"> stati (posizione</w:t>
+      </w:r>
+      <w:r>
+        <w:rPr>
+          <w:rFonts w:asciiTheme="minorHAnsi" w:hAnsiTheme="minorHAnsi" w:cstheme="minorHAnsi"/>
+          <w:lang w:val="it-IT"/>
+        </w:rPr>
+        <w:t>,</w:t>
+      </w:r>
+      <w:r>
+        <w:rPr>
+          <w:rFonts w:asciiTheme="minorHAnsi" w:hAnsiTheme="minorHAnsi" w:cstheme="minorHAnsi"/>
+          <w:lang w:val="it-IT"/>
+        </w:rPr>
+        <w:t xml:space="preserve"> velocità</w:t>
+      </w:r>
+      <w:r>
+        <w:rPr>
+          <w:rFonts w:asciiTheme="minorHAnsi" w:hAnsiTheme="minorHAnsi" w:cstheme="minorHAnsi"/>
+          <w:lang w:val="it-IT"/>
+        </w:rPr>
+        <w:t xml:space="preserve"> e accelerazione</w:t>
+      </w:r>
+      <w:r>
+        <w:rPr>
+          <w:rFonts w:asciiTheme="minorHAnsi" w:hAnsiTheme="minorHAnsi" w:cstheme="minorHAnsi"/>
+          <w:lang w:val="it-IT"/>
+        </w:rPr>
+        <w:t xml:space="preserve">) per la fusione sensoriale in tempo reale. L'architettura è progettata per operare in ambienti subacquei dove il GPS non è disponibile, sfruttando la </w:t>
       </w:r>
       <w:r>
         <w:rPr>
@@ -214,50 +234,14 @@
           <w:bCs/>
           <w:lang w:val="it-IT"/>
         </w:rPr>
-        <w:t xml:space="preserve">Nvidia </w:t>
-      </w:r>
-      <w:proofErr w:type="spellStart"/>
-      <w:r>
-        <w:rPr>
-          <w:rFonts w:asciiTheme="minorHAnsi" w:hAnsiTheme="minorHAnsi" w:cstheme="minorHAnsi"/>
-          <w:b/>
-          <w:bCs/>
+        <w:t>Nvidia Jetson TX2</w:t>
+      </w:r>
+      <w:r>
+        <w:rPr>
+          <w:rFonts w:asciiTheme="minorHAnsi" w:hAnsiTheme="minorHAnsi" w:cstheme="minorHAnsi"/>
           <w:lang w:val="it-IT"/>
         </w:rPr>
-        <w:t>Jetson</w:t>
-      </w:r>
-      <w:proofErr w:type="spellEnd"/>
-      <w:r>
-        <w:rPr>
-          <w:rFonts w:asciiTheme="minorHAnsi" w:hAnsiTheme="minorHAnsi" w:cstheme="minorHAnsi"/>
-          <w:b/>
-          <w:bCs/>
-          <w:lang w:val="it-IT"/>
-        </w:rPr>
-        <w:t xml:space="preserve"> TX2</w:t>
-      </w:r>
-      <w:r>
-        <w:rPr>
-          <w:rFonts w:asciiTheme="minorHAnsi" w:hAnsiTheme="minorHAnsi" w:cstheme="minorHAnsi"/>
-          <w:lang w:val="it-IT"/>
-        </w:rPr>
-        <w:t xml:space="preserve"> con Python 3.6.9 e implementa strategie di </w:t>
-      </w:r>
-      <w:proofErr w:type="spellStart"/>
-      <w:r>
-        <w:rPr>
-          <w:rFonts w:asciiTheme="minorHAnsi" w:hAnsiTheme="minorHAnsi" w:cstheme="minorHAnsi"/>
-          <w:lang w:val="it-IT"/>
-        </w:rPr>
-        <w:t>fallback</w:t>
-      </w:r>
-      <w:proofErr w:type="spellEnd"/>
-      <w:r>
-        <w:rPr>
-          <w:rFonts w:asciiTheme="minorHAnsi" w:hAnsiTheme="minorHAnsi" w:cstheme="minorHAnsi"/>
-          <w:lang w:val="it-IT"/>
-        </w:rPr>
-        <w:t xml:space="preserve"> automatico per garantire continuità operativa anche in caso di temporanea indisponibilità di uno o più sensori.</w:t>
+        <w:t xml:space="preserve"> con Python 3.6.9 e implementa strategie di fallback automatico per garantire continuità operativa anche in caso di temporanea indisponibilità di uno o più sensori.</w:t>
       </w:r>
     </w:p>
     <w:p>
@@ -446,21 +430,12 @@
                 <w:lang w:val="it-IT"/>
               </w:rPr>
             </w:pPr>
-            <w:proofErr w:type="spellStart"/>
             <w:r>
               <w:rPr>
                 <w:rFonts w:asciiTheme="minorHAnsi" w:hAnsiTheme="minorHAnsi" w:cstheme="minorHAnsi"/>
                 <w:lang w:val="it-IT"/>
               </w:rPr>
-              <w:t>BlueRobotics</w:t>
-            </w:r>
-            <w:proofErr w:type="spellEnd"/>
-            <w:r>
-              <w:rPr>
-                <w:rFonts w:asciiTheme="minorHAnsi" w:hAnsiTheme="minorHAnsi" w:cstheme="minorHAnsi"/>
-                <w:lang w:val="it-IT"/>
-              </w:rPr>
-              <w:t xml:space="preserve"> MS5837-30BA</w:t>
+              <w:t>BlueRobotics MS5837-30BA</w:t>
             </w:r>
           </w:p>
         </w:tc>
@@ -570,21 +545,12 @@
                 <w:lang w:val="it-IT"/>
               </w:rPr>
             </w:pPr>
-            <w:proofErr w:type="spellStart"/>
             <w:r>
               <w:rPr>
                 <w:rFonts w:asciiTheme="minorHAnsi" w:hAnsiTheme="minorHAnsi" w:cstheme="minorHAnsi"/>
                 <w:lang w:val="it-IT"/>
               </w:rPr>
-              <w:t>XSens</w:t>
-            </w:r>
-            <w:proofErr w:type="spellEnd"/>
-            <w:r>
-              <w:rPr>
-                <w:rFonts w:asciiTheme="minorHAnsi" w:hAnsiTheme="minorHAnsi" w:cstheme="minorHAnsi"/>
-                <w:lang w:val="it-IT"/>
-              </w:rPr>
-              <w:t xml:space="preserve"> MTI-670</w:t>
+              <w:t>XSens MTI-670</w:t>
             </w:r>
           </w:p>
         </w:tc>
@@ -695,31 +661,13 @@
                 <w:lang w:val="it-IT"/>
               </w:rPr>
             </w:pPr>
-            <w:proofErr w:type="spellStart"/>
             <w:r>
               <w:rPr>
                 <w:rFonts w:asciiTheme="minorHAnsi" w:hAnsiTheme="minorHAnsi" w:cstheme="minorHAnsi"/>
                 <w:lang w:val="it-IT"/>
               </w:rPr>
-              <w:t>EvoLogics</w:t>
-            </w:r>
-            <w:proofErr w:type="spellEnd"/>
-            <w:r>
-              <w:rPr>
-                <w:rFonts w:asciiTheme="minorHAnsi" w:hAnsiTheme="minorHAnsi" w:cstheme="minorHAnsi"/>
-                <w:lang w:val="it-IT"/>
-              </w:rPr>
-              <w:t xml:space="preserve"> S2C Acoustic </w:t>
-            </w:r>
-            <w:proofErr w:type="spellStart"/>
-            <w:r>
-              <w:rPr>
-                <w:rFonts w:asciiTheme="minorHAnsi" w:hAnsiTheme="minorHAnsi" w:cstheme="minorHAnsi"/>
-                <w:lang w:val="it-IT"/>
-              </w:rPr>
-              <w:t>Transceiver</w:t>
-            </w:r>
-            <w:proofErr w:type="spellEnd"/>
+              <w:t>EvoLogics S2C Acoustic Transceiver</w:t>
+            </w:r>
           </w:p>
         </w:tc>
         <w:tc>
@@ -1267,52 +1215,20 @@
           <w:rFonts w:asciiTheme="minorHAnsi" w:eastAsia="Times New Roman" w:hAnsiTheme="minorHAnsi" w:cstheme="minorHAnsi"/>
           <w:lang w:val="it-IT" w:eastAsia="it-IT"/>
         </w:rPr>
-        <w:t>L'</w:t>
-      </w:r>
-      <w:proofErr w:type="spellStart"/>
+        <w:t>L'underwater module (UM) è stato operato a profondità nominale di 1m, mentre il</w:t>
+      </w:r>
       <w:r>
         <w:rPr>
           <w:rFonts w:asciiTheme="minorHAnsi" w:eastAsia="Times New Roman" w:hAnsiTheme="minorHAnsi" w:cstheme="minorHAnsi"/>
           <w:lang w:val="it-IT" w:eastAsia="it-IT"/>
         </w:rPr>
-        <w:t>underwater</w:t>
-      </w:r>
-      <w:proofErr w:type="spellEnd"/>
+        <w:t xml:space="preserve"> </w:t>
+      </w:r>
       <w:r>
         <w:rPr>
           <w:rFonts w:asciiTheme="minorHAnsi" w:eastAsia="Times New Roman" w:hAnsiTheme="minorHAnsi" w:cstheme="minorHAnsi"/>
           <w:lang w:val="it-IT" w:eastAsia="it-IT"/>
         </w:rPr>
-        <w:t xml:space="preserve"> </w:t>
-      </w:r>
-      <w:proofErr w:type="spellStart"/>
-      <w:r>
-        <w:rPr>
-          <w:rFonts w:asciiTheme="minorHAnsi" w:eastAsia="Times New Roman" w:hAnsiTheme="minorHAnsi" w:cstheme="minorHAnsi"/>
-          <w:lang w:val="it-IT" w:eastAsia="it-IT"/>
-        </w:rPr>
-        <w:t>module</w:t>
-      </w:r>
-      <w:proofErr w:type="spellEnd"/>
-      <w:r>
-        <w:rPr>
-          <w:rFonts w:asciiTheme="minorHAnsi" w:eastAsia="Times New Roman" w:hAnsiTheme="minorHAnsi" w:cstheme="minorHAnsi"/>
-          <w:lang w:val="it-IT" w:eastAsia="it-IT"/>
-        </w:rPr>
-        <w:t xml:space="preserve"> (UM) è stato operato a profondità nominale di 1m, mentre il</w:t>
-      </w:r>
-      <w:r>
-        <w:rPr>
-          <w:rFonts w:asciiTheme="minorHAnsi" w:eastAsia="Times New Roman" w:hAnsiTheme="minorHAnsi" w:cstheme="minorHAnsi"/>
-          <w:lang w:val="it-IT" w:eastAsia="it-IT"/>
-        </w:rPr>
-        <w:t xml:space="preserve"> </w:t>
-      </w:r>
-      <w:r>
-        <w:rPr>
-          <w:rFonts w:asciiTheme="minorHAnsi" w:eastAsia="Times New Roman" w:hAnsiTheme="minorHAnsi" w:cstheme="minorHAnsi"/>
-          <w:lang w:val="it-IT" w:eastAsia="it-IT"/>
-        </w:rPr>
         <w:t>transponder USBL era posizionato in superficie.</w:t>
       </w:r>
     </w:p>
@@ -1330,23 +1246,7 @@
           <w:lang w:val="it-IT"/>
         </w:rPr>
         <w:lastRenderedPageBreak/>
-        <w:t xml:space="preserve">Depth </w:t>
-      </w:r>
-      <w:proofErr w:type="spellStart"/>
-      <w:r>
-        <w:rPr>
-          <w:rFonts w:asciiTheme="minorHAnsi" w:hAnsiTheme="minorHAnsi" w:cstheme="minorHAnsi"/>
-          <w:lang w:val="it-IT"/>
-        </w:rPr>
-        <w:t>sensor</w:t>
-      </w:r>
-      <w:proofErr w:type="spellEnd"/>
-      <w:r>
-        <w:rPr>
-          <w:rFonts w:asciiTheme="minorHAnsi" w:hAnsiTheme="minorHAnsi" w:cstheme="minorHAnsi"/>
-          <w:lang w:val="it-IT"/>
-        </w:rPr>
-        <w:t xml:space="preserve"> (MS5837-30BA)</w:t>
+        <w:t>Depth sensor (MS5837-30BA)</w:t>
       </w:r>
     </w:p>
     <w:p>
@@ -1380,7 +1280,6 @@
         </w:rPr>
         <w:t xml:space="preserve">Il </w:t>
       </w:r>
-      <w:proofErr w:type="spellStart"/>
       <w:r>
         <w:rPr>
           <w:rFonts w:asciiTheme="minorHAnsi" w:hAnsiTheme="minorHAnsi" w:cstheme="minorHAnsi"/>
@@ -1388,17 +1287,7 @@
           <w:bCs/>
           <w:lang w:val="it-IT"/>
         </w:rPr>
-        <w:t>BlueRobotics</w:t>
-      </w:r>
-      <w:proofErr w:type="spellEnd"/>
-      <w:r>
-        <w:rPr>
-          <w:rFonts w:asciiTheme="minorHAnsi" w:hAnsiTheme="minorHAnsi" w:cstheme="minorHAnsi"/>
-          <w:b/>
-          <w:bCs/>
-          <w:lang w:val="it-IT"/>
-        </w:rPr>
-        <w:t xml:space="preserve"> MS5837-30BA</w:t>
+        <w:t>BlueRobotics MS5837-30BA</w:t>
       </w:r>
       <w:r>
         <w:rPr>
@@ -1728,19 +1617,11 @@
           <w:rFonts w:asciiTheme="minorHAnsi" w:hAnsiTheme="minorHAnsi" w:cstheme="minorHAnsi"/>
         </w:rPr>
       </w:pPr>
-      <w:proofErr w:type="spellStart"/>
-      <w:r>
-        <w:rPr>
-          <w:rFonts w:asciiTheme="minorHAnsi" w:hAnsiTheme="minorHAnsi" w:cstheme="minorHAnsi"/>
-        </w:rPr>
-        <w:t>Risultati</w:t>
-      </w:r>
-      <w:proofErr w:type="spellEnd"/>
-      <w:r>
-        <w:rPr>
-          <w:rFonts w:asciiTheme="minorHAnsi" w:hAnsiTheme="minorHAnsi" w:cstheme="minorHAnsi"/>
-        </w:rPr>
-        <w:t xml:space="preserve"> Performance</w:t>
+      <w:r>
+        <w:rPr>
+          <w:rFonts w:asciiTheme="minorHAnsi" w:hAnsiTheme="minorHAnsi" w:cstheme="minorHAnsi"/>
+        </w:rPr>
+        <w:t>Risultati Performance</w:t>
       </w:r>
     </w:p>
     <w:tbl>
@@ -1854,23 +1735,13 @@
                 <w:szCs w:val="22"/>
               </w:rPr>
             </w:pPr>
-            <w:proofErr w:type="spellStart"/>
-            <w:r>
-              <w:rPr>
-                <w:rFonts w:asciiTheme="minorHAnsi" w:hAnsiTheme="minorHAnsi" w:cstheme="minorHAnsi"/>
-                <w:sz w:val="22"/>
-                <w:szCs w:val="22"/>
-              </w:rPr>
-              <w:t>Freq</w:t>
-            </w:r>
-            <w:proofErr w:type="spellEnd"/>
-            <w:r>
-              <w:rPr>
-                <w:rFonts w:asciiTheme="minorHAnsi" w:hAnsiTheme="minorHAnsi" w:cstheme="minorHAnsi"/>
-                <w:sz w:val="22"/>
-                <w:szCs w:val="22"/>
-              </w:rPr>
-              <w:t xml:space="preserve"> [Hz]</w:t>
+            <w:r>
+              <w:rPr>
+                <w:rFonts w:asciiTheme="minorHAnsi" w:hAnsiTheme="minorHAnsi" w:cstheme="minorHAnsi"/>
+                <w:sz w:val="22"/>
+                <w:szCs w:val="22"/>
+              </w:rPr>
+              <w:t>Freq [Hz]</w:t>
             </w:r>
           </w:p>
         </w:tc>
@@ -2631,25 +2502,7 @@
           <w:sz w:val="22"/>
           <w:szCs w:val="22"/>
         </w:rPr>
-        <w:t xml:space="preserve">Frequenza 7-10 Hz adeguata </w:t>
-      </w:r>
-      <w:proofErr w:type="gramStart"/>
-      <w:r>
-        <w:rPr>
-          <w:rFonts w:asciiTheme="minorHAnsi" w:hAnsiTheme="minorHAnsi" w:cstheme="minorHAnsi"/>
-          <w:sz w:val="22"/>
-          <w:szCs w:val="22"/>
-        </w:rPr>
-        <w:t>per</w:t>
-      </w:r>
-      <w:proofErr w:type="gramEnd"/>
-      <w:r>
-        <w:rPr>
-          <w:rFonts w:asciiTheme="minorHAnsi" w:hAnsiTheme="minorHAnsi" w:cstheme="minorHAnsi"/>
-          <w:sz w:val="22"/>
-          <w:szCs w:val="22"/>
-        </w:rPr>
-        <w:t xml:space="preserve"> EKF (loop 50Hz)</w:t>
+        <w:t>Frequenza 7-10 Hz adeguata per EKF (loop 50Hz)</w:t>
       </w:r>
     </w:p>
     <w:p>
@@ -2685,21 +2538,7 @@
         <w:rPr>
           <w:rFonts w:asciiTheme="minorHAnsi" w:hAnsiTheme="minorHAnsi" w:cstheme="minorHAnsi"/>
         </w:rPr>
-        <w:t>IMU (</w:t>
-      </w:r>
-      <w:proofErr w:type="spellStart"/>
-      <w:r>
-        <w:rPr>
-          <w:rFonts w:asciiTheme="minorHAnsi" w:hAnsiTheme="minorHAnsi" w:cstheme="minorHAnsi"/>
-        </w:rPr>
-        <w:t>XSens</w:t>
-      </w:r>
-      <w:proofErr w:type="spellEnd"/>
-      <w:r>
-        <w:rPr>
-          <w:rFonts w:asciiTheme="minorHAnsi" w:hAnsiTheme="minorHAnsi" w:cstheme="minorHAnsi"/>
-        </w:rPr>
-        <w:t xml:space="preserve"> MTI-670)</w:t>
+        <w:t>IMU (XSens MTI-670)</w:t>
       </w:r>
     </w:p>
     <w:p>
@@ -2717,16 +2556,8 @@
         <w:rPr>
           <w:rFonts w:asciiTheme="minorHAnsi" w:hAnsiTheme="minorHAnsi" w:cstheme="minorHAnsi"/>
         </w:rPr>
-        <w:t xml:space="preserve">Principio di </w:t>
-      </w:r>
-      <w:proofErr w:type="spellStart"/>
-      <w:r>
-        <w:rPr>
-          <w:rFonts w:asciiTheme="minorHAnsi" w:hAnsiTheme="minorHAnsi" w:cstheme="minorHAnsi"/>
-        </w:rPr>
-        <w:t>Funzionamento</w:t>
-      </w:r>
-      <w:proofErr w:type="spellEnd"/>
+        <w:t>Principio di Funzionamento</w:t>
+      </w:r>
     </w:p>
     <w:p>
       <w:pPr>
@@ -2783,55 +2614,7 @@
           <w:rFonts w:asciiTheme="minorHAnsi" w:hAnsiTheme="minorHAnsi" w:cstheme="minorHAnsi"/>
           <w:lang w:val="it-IT" w:eastAsia="it-IT"/>
         </w:rPr>
-        <w:t xml:space="preserve"> angolare) e algoritmo fusione on-board (roll, pitch, </w:t>
-      </w:r>
-      <w:proofErr w:type="spellStart"/>
-      <w:r>
-        <w:rPr>
-          <w:rFonts w:asciiTheme="minorHAnsi" w:hAnsiTheme="minorHAnsi" w:cstheme="minorHAnsi"/>
-          <w:lang w:val="it-IT" w:eastAsia="it-IT"/>
-        </w:rPr>
-        <w:t>yaw</w:t>
-      </w:r>
-      <w:proofErr w:type="spellEnd"/>
-      <w:r>
-        <w:rPr>
-          <w:rFonts w:asciiTheme="minorHAnsi" w:hAnsiTheme="minorHAnsi" w:cstheme="minorHAnsi"/>
-          <w:lang w:val="it-IT" w:eastAsia="it-IT"/>
-        </w:rPr>
-        <w:t xml:space="preserve"> </w:t>
-      </w:r>
-      <w:proofErr w:type="spellStart"/>
-      <w:r>
-        <w:rPr>
-          <w:rFonts w:asciiTheme="minorHAnsi" w:hAnsiTheme="minorHAnsi" w:cstheme="minorHAnsi"/>
-          <w:lang w:val="it-IT" w:eastAsia="it-IT"/>
-        </w:rPr>
-        <w:t>pre</w:t>
-      </w:r>
-      <w:proofErr w:type="spellEnd"/>
-      <w:r>
-        <w:rPr>
-          <w:rFonts w:asciiTheme="minorHAnsi" w:hAnsiTheme="minorHAnsi" w:cstheme="minorHAnsi"/>
-          <w:lang w:val="it-IT" w:eastAsia="it-IT"/>
-        </w:rPr>
-        <w:t xml:space="preserve">-filtrati). Fornisce dati </w:t>
-      </w:r>
-      <w:proofErr w:type="spellStart"/>
-      <w:r>
-        <w:rPr>
-          <w:rFonts w:asciiTheme="minorHAnsi" w:hAnsiTheme="minorHAnsi" w:cstheme="minorHAnsi"/>
-          <w:lang w:val="it-IT" w:eastAsia="it-IT"/>
-        </w:rPr>
-        <w:t>pre</w:t>
-      </w:r>
-      <w:proofErr w:type="spellEnd"/>
-      <w:r>
-        <w:rPr>
-          <w:rFonts w:asciiTheme="minorHAnsi" w:hAnsiTheme="minorHAnsi" w:cstheme="minorHAnsi"/>
-          <w:lang w:val="it-IT" w:eastAsia="it-IT"/>
-        </w:rPr>
-        <w:t>-processati</w:t>
+        <w:t xml:space="preserve"> angolare) e algoritmo fusione on-board (roll, pitch, yaw pre-filtrati). Fornisce dati pre-processati</w:t>
       </w:r>
       <w:r>
         <w:rPr>
@@ -2915,28 +2698,12 @@
           <w:rFonts w:asciiTheme="minorHAnsi" w:hAnsiTheme="minorHAnsi" w:cstheme="minorHAnsi"/>
         </w:rPr>
       </w:pPr>
-      <w:proofErr w:type="spellStart"/>
-      <w:r>
-        <w:rPr>
-          <w:rFonts w:asciiTheme="minorHAnsi" w:hAnsiTheme="minorHAnsi" w:cstheme="minorHAnsi"/>
-        </w:rPr>
-        <w:t>Analisi</w:t>
-      </w:r>
-      <w:proofErr w:type="spellEnd"/>
-      <w:r>
-        <w:rPr>
-          <w:rFonts w:asciiTheme="minorHAnsi" w:hAnsiTheme="minorHAnsi" w:cstheme="minorHAnsi"/>
-        </w:rPr>
-        <w:t xml:space="preserve"> </w:t>
-      </w:r>
-      <w:proofErr w:type="spellStart"/>
-      <w:r>
-        <w:rPr>
-          <w:rFonts w:asciiTheme="minorHAnsi" w:hAnsiTheme="minorHAnsi" w:cstheme="minorHAnsi"/>
-        </w:rPr>
-        <w:t>Accelerometro</w:t>
-      </w:r>
-      <w:proofErr w:type="spellEnd"/>
+      <w:r>
+        <w:rPr>
+          <w:rFonts w:asciiTheme="minorHAnsi" w:hAnsiTheme="minorHAnsi" w:cstheme="minorHAnsi"/>
+        </w:rPr>
+        <w:t>Analisi Accelerometro</w:t>
+      </w:r>
     </w:p>
     <w:tbl>
       <w:tblPr>
@@ -2994,19 +2761,11 @@
                 <w:rFonts w:asciiTheme="minorHAnsi" w:hAnsiTheme="minorHAnsi" w:cstheme="minorHAnsi"/>
               </w:rPr>
             </w:pPr>
-            <w:proofErr w:type="spellStart"/>
-            <w:r>
-              <w:rPr>
-                <w:rFonts w:asciiTheme="minorHAnsi" w:hAnsiTheme="minorHAnsi" w:cstheme="minorHAnsi"/>
-              </w:rPr>
-              <w:t>σ_x</w:t>
-            </w:r>
-            <w:proofErr w:type="spellEnd"/>
-            <w:r>
-              <w:rPr>
-                <w:rFonts w:asciiTheme="minorHAnsi" w:hAnsiTheme="minorHAnsi" w:cstheme="minorHAnsi"/>
-              </w:rPr>
-              <w:t xml:space="preserve"> [m/s²]</w:t>
+            <w:r>
+              <w:rPr>
+                <w:rFonts w:asciiTheme="minorHAnsi" w:hAnsiTheme="minorHAnsi" w:cstheme="minorHAnsi"/>
+              </w:rPr>
+              <w:t>σ_x [m/s²]</w:t>
             </w:r>
           </w:p>
         </w:tc>
@@ -3023,19 +2782,11 @@
                 <w:rFonts w:asciiTheme="minorHAnsi" w:hAnsiTheme="minorHAnsi" w:cstheme="minorHAnsi"/>
               </w:rPr>
             </w:pPr>
-            <w:proofErr w:type="spellStart"/>
-            <w:r>
-              <w:rPr>
-                <w:rFonts w:asciiTheme="minorHAnsi" w:hAnsiTheme="minorHAnsi" w:cstheme="minorHAnsi"/>
-              </w:rPr>
-              <w:t>σ_y</w:t>
-            </w:r>
-            <w:proofErr w:type="spellEnd"/>
-            <w:r>
-              <w:rPr>
-                <w:rFonts w:asciiTheme="minorHAnsi" w:hAnsiTheme="minorHAnsi" w:cstheme="minorHAnsi"/>
-              </w:rPr>
-              <w:t xml:space="preserve"> [m/s²]</w:t>
+            <w:r>
+              <w:rPr>
+                <w:rFonts w:asciiTheme="minorHAnsi" w:hAnsiTheme="minorHAnsi" w:cstheme="minorHAnsi"/>
+              </w:rPr>
+              <w:t>σ_y [m/s²]</w:t>
             </w:r>
           </w:p>
         </w:tc>
@@ -3052,19 +2803,11 @@
                 <w:rFonts w:asciiTheme="minorHAnsi" w:hAnsiTheme="minorHAnsi" w:cstheme="minorHAnsi"/>
               </w:rPr>
             </w:pPr>
-            <w:proofErr w:type="spellStart"/>
-            <w:r>
-              <w:rPr>
-                <w:rFonts w:asciiTheme="minorHAnsi" w:hAnsiTheme="minorHAnsi" w:cstheme="minorHAnsi"/>
-              </w:rPr>
-              <w:t>σ_z</w:t>
-            </w:r>
-            <w:proofErr w:type="spellEnd"/>
-            <w:r>
-              <w:rPr>
-                <w:rFonts w:asciiTheme="minorHAnsi" w:hAnsiTheme="minorHAnsi" w:cstheme="minorHAnsi"/>
-              </w:rPr>
-              <w:t xml:space="preserve"> [m/s²]</w:t>
+            <w:r>
+              <w:rPr>
+                <w:rFonts w:asciiTheme="minorHAnsi" w:hAnsiTheme="minorHAnsi" w:cstheme="minorHAnsi"/>
+              </w:rPr>
+              <w:t>σ_z [m/s²]</w:t>
             </w:r>
           </w:p>
         </w:tc>
@@ -3705,19 +3448,11 @@
           <w:rFonts w:asciiTheme="minorHAnsi" w:hAnsiTheme="minorHAnsi" w:cstheme="minorHAnsi"/>
         </w:rPr>
       </w:pPr>
-      <w:proofErr w:type="spellStart"/>
-      <w:r>
-        <w:rPr>
-          <w:rFonts w:asciiTheme="minorHAnsi" w:hAnsiTheme="minorHAnsi" w:cstheme="minorHAnsi"/>
-        </w:rPr>
-        <w:t>Bias</w:t>
-      </w:r>
-      <w:proofErr w:type="spellEnd"/>
-      <w:r>
-        <w:rPr>
-          <w:rFonts w:asciiTheme="minorHAnsi" w:hAnsiTheme="minorHAnsi" w:cstheme="minorHAnsi"/>
-        </w:rPr>
-        <w:t xml:space="preserve"> &lt; 0.03 m/s² su tutti gli assi</w:t>
+      <w:r>
+        <w:rPr>
+          <w:rFonts w:asciiTheme="minorHAnsi" w:hAnsiTheme="minorHAnsi" w:cstheme="minorHAnsi"/>
+        </w:rPr>
+        <w:t>Bias &lt; 0.03 m/s² su tutti gli assi</w:t>
       </w:r>
       <w:r>
         <w:rPr>
@@ -3830,28 +3565,12 @@
           <w:rFonts w:asciiTheme="minorHAnsi" w:hAnsiTheme="minorHAnsi" w:cstheme="minorHAnsi"/>
         </w:rPr>
       </w:pPr>
-      <w:proofErr w:type="spellStart"/>
-      <w:r>
-        <w:rPr>
-          <w:rFonts w:asciiTheme="minorHAnsi" w:hAnsiTheme="minorHAnsi" w:cstheme="minorHAnsi"/>
-        </w:rPr>
-        <w:t>Analisi</w:t>
-      </w:r>
-      <w:proofErr w:type="spellEnd"/>
-      <w:r>
-        <w:rPr>
-          <w:rFonts w:asciiTheme="minorHAnsi" w:hAnsiTheme="minorHAnsi" w:cstheme="minorHAnsi"/>
-        </w:rPr>
-        <w:t xml:space="preserve"> </w:t>
-      </w:r>
-      <w:proofErr w:type="spellStart"/>
-      <w:r>
-        <w:rPr>
-          <w:rFonts w:asciiTheme="minorHAnsi" w:hAnsiTheme="minorHAnsi" w:cstheme="minorHAnsi"/>
-        </w:rPr>
-        <w:t>Giroscopio</w:t>
-      </w:r>
-      <w:proofErr w:type="spellEnd"/>
+      <w:r>
+        <w:rPr>
+          <w:rFonts w:asciiTheme="minorHAnsi" w:hAnsiTheme="minorHAnsi" w:cstheme="minorHAnsi"/>
+        </w:rPr>
+        <w:t>Analisi Giroscopio</w:t>
+      </w:r>
     </w:p>
     <w:tbl>
       <w:tblPr>
@@ -3909,19 +3628,11 @@
                 <w:rFonts w:asciiTheme="minorHAnsi" w:hAnsiTheme="minorHAnsi" w:cstheme="minorHAnsi"/>
               </w:rPr>
             </w:pPr>
-            <w:proofErr w:type="spellStart"/>
-            <w:r>
-              <w:rPr>
-                <w:rFonts w:asciiTheme="minorHAnsi" w:hAnsiTheme="minorHAnsi" w:cstheme="minorHAnsi"/>
-              </w:rPr>
-              <w:t>Bias</w:t>
-            </w:r>
-            <w:proofErr w:type="spellEnd"/>
-            <w:r>
-              <w:rPr>
-                <w:rFonts w:asciiTheme="minorHAnsi" w:hAnsiTheme="minorHAnsi" w:cstheme="minorHAnsi"/>
-              </w:rPr>
-              <w:t xml:space="preserve"> X [rad/s]</w:t>
+            <w:r>
+              <w:rPr>
+                <w:rFonts w:asciiTheme="minorHAnsi" w:hAnsiTheme="minorHAnsi" w:cstheme="minorHAnsi"/>
+              </w:rPr>
+              <w:t>Bias X [rad/s]</w:t>
             </w:r>
           </w:p>
         </w:tc>
@@ -3938,19 +3649,11 @@
                 <w:rFonts w:asciiTheme="minorHAnsi" w:hAnsiTheme="minorHAnsi" w:cstheme="minorHAnsi"/>
               </w:rPr>
             </w:pPr>
-            <w:proofErr w:type="spellStart"/>
-            <w:r>
-              <w:rPr>
-                <w:rFonts w:asciiTheme="minorHAnsi" w:hAnsiTheme="minorHAnsi" w:cstheme="minorHAnsi"/>
-              </w:rPr>
-              <w:t>Bias</w:t>
-            </w:r>
-            <w:proofErr w:type="spellEnd"/>
-            <w:r>
-              <w:rPr>
-                <w:rFonts w:asciiTheme="minorHAnsi" w:hAnsiTheme="minorHAnsi" w:cstheme="minorHAnsi"/>
-              </w:rPr>
-              <w:t xml:space="preserve"> Y [rad/s]</w:t>
+            <w:r>
+              <w:rPr>
+                <w:rFonts w:asciiTheme="minorHAnsi" w:hAnsiTheme="minorHAnsi" w:cstheme="minorHAnsi"/>
+              </w:rPr>
+              <w:t>Bias Y [rad/s]</w:t>
             </w:r>
           </w:p>
         </w:tc>
@@ -3967,19 +3670,11 @@
                 <w:rFonts w:asciiTheme="minorHAnsi" w:hAnsiTheme="minorHAnsi" w:cstheme="minorHAnsi"/>
               </w:rPr>
             </w:pPr>
-            <w:proofErr w:type="spellStart"/>
-            <w:r>
-              <w:rPr>
-                <w:rFonts w:asciiTheme="minorHAnsi" w:hAnsiTheme="minorHAnsi" w:cstheme="minorHAnsi"/>
-              </w:rPr>
-              <w:t>Bias</w:t>
-            </w:r>
-            <w:proofErr w:type="spellEnd"/>
-            <w:r>
-              <w:rPr>
-                <w:rFonts w:asciiTheme="minorHAnsi" w:hAnsiTheme="minorHAnsi" w:cstheme="minorHAnsi"/>
-              </w:rPr>
-              <w:t xml:space="preserve"> Z [rad/s]</w:t>
+            <w:r>
+              <w:rPr>
+                <w:rFonts w:asciiTheme="minorHAnsi" w:hAnsiTheme="minorHAnsi" w:cstheme="minorHAnsi"/>
+              </w:rPr>
+              <w:t>Bias Z [rad/s]</w:t>
             </w:r>
           </w:p>
         </w:tc>
@@ -3996,14 +3691,12 @@
                 <w:rFonts w:asciiTheme="minorHAnsi" w:hAnsiTheme="minorHAnsi" w:cstheme="minorHAnsi"/>
               </w:rPr>
             </w:pPr>
-            <w:proofErr w:type="spellStart"/>
             <w:r>
               <w:rPr>
                 <w:rFonts w:asciiTheme="minorHAnsi" w:hAnsiTheme="minorHAnsi" w:cstheme="minorHAnsi"/>
               </w:rPr>
               <w:t>σ_x</w:t>
             </w:r>
-            <w:proofErr w:type="spellEnd"/>
           </w:p>
         </w:tc>
         <w:tc>
@@ -4019,14 +3712,12 @@
                 <w:rFonts w:asciiTheme="minorHAnsi" w:hAnsiTheme="minorHAnsi" w:cstheme="minorHAnsi"/>
               </w:rPr>
             </w:pPr>
-            <w:proofErr w:type="spellStart"/>
             <w:r>
               <w:rPr>
                 <w:rFonts w:asciiTheme="minorHAnsi" w:hAnsiTheme="minorHAnsi" w:cstheme="minorHAnsi"/>
               </w:rPr>
               <w:t>σ_y</w:t>
             </w:r>
-            <w:proofErr w:type="spellEnd"/>
           </w:p>
         </w:tc>
         <w:tc>
@@ -4042,14 +3733,12 @@
                 <w:rFonts w:asciiTheme="minorHAnsi" w:hAnsiTheme="minorHAnsi" w:cstheme="minorHAnsi"/>
               </w:rPr>
             </w:pPr>
-            <w:proofErr w:type="spellStart"/>
             <w:r>
               <w:rPr>
                 <w:rFonts w:asciiTheme="minorHAnsi" w:hAnsiTheme="minorHAnsi" w:cstheme="minorHAnsi"/>
               </w:rPr>
               <w:t>σ_z</w:t>
             </w:r>
-            <w:proofErr w:type="spellEnd"/>
           </w:p>
         </w:tc>
         <w:tc>
@@ -4241,19 +3930,11 @@
                 <w:rFonts w:asciiTheme="minorHAnsi" w:hAnsiTheme="minorHAnsi" w:cstheme="minorHAnsi"/>
               </w:rPr>
             </w:pPr>
-            <w:proofErr w:type="spellStart"/>
-            <w:r>
-              <w:rPr>
-                <w:rFonts w:asciiTheme="minorHAnsi" w:hAnsiTheme="minorHAnsi" w:cstheme="minorHAnsi"/>
-              </w:rPr>
-              <w:t>Bias</w:t>
-            </w:r>
-            <w:proofErr w:type="spellEnd"/>
-            <w:r>
-              <w:rPr>
-                <w:rFonts w:asciiTheme="minorHAnsi" w:hAnsiTheme="minorHAnsi" w:cstheme="minorHAnsi"/>
-              </w:rPr>
-              <w:t xml:space="preserve"> Z critico</w:t>
+            <w:r>
+              <w:rPr>
+                <w:rFonts w:asciiTheme="minorHAnsi" w:hAnsiTheme="minorHAnsi" w:cstheme="minorHAnsi"/>
+              </w:rPr>
+              <w:t>Bias Z critico</w:t>
             </w:r>
           </w:p>
         </w:tc>
@@ -4424,19 +4105,11 @@
                 <w:rFonts w:asciiTheme="minorHAnsi" w:hAnsiTheme="minorHAnsi" w:cstheme="minorHAnsi"/>
               </w:rPr>
             </w:pPr>
-            <w:proofErr w:type="spellStart"/>
-            <w:r>
-              <w:rPr>
-                <w:rFonts w:asciiTheme="minorHAnsi" w:hAnsiTheme="minorHAnsi" w:cstheme="minorHAnsi"/>
-              </w:rPr>
-              <w:t>Bias</w:t>
-            </w:r>
-            <w:proofErr w:type="spellEnd"/>
-            <w:r>
-              <w:rPr>
-                <w:rFonts w:asciiTheme="minorHAnsi" w:hAnsiTheme="minorHAnsi" w:cstheme="minorHAnsi"/>
-              </w:rPr>
-              <w:t xml:space="preserve"> confermato</w:t>
+            <w:r>
+              <w:rPr>
+                <w:rFonts w:asciiTheme="minorHAnsi" w:hAnsiTheme="minorHAnsi" w:cstheme="minorHAnsi"/>
+              </w:rPr>
+              <w:t>Bias confermato</w:t>
             </w:r>
           </w:p>
         </w:tc>
@@ -4612,16 +4285,8 @@
               <w:rPr>
                 <w:rFonts w:asciiTheme="minorHAnsi" w:hAnsiTheme="minorHAnsi" w:cstheme="minorHAnsi"/>
               </w:rPr>
-              <w:t xml:space="preserve">Max rotazioni </w:t>
-            </w:r>
-            <w:proofErr w:type="spellStart"/>
-            <w:r>
-              <w:rPr>
-                <w:rFonts w:asciiTheme="minorHAnsi" w:hAnsiTheme="minorHAnsi" w:cstheme="minorHAnsi"/>
-              </w:rPr>
-              <w:t>yaw</w:t>
-            </w:r>
-            <w:proofErr w:type="spellEnd"/>
+              <w:t>Max rotazioni yaw</w:t>
+            </w:r>
           </w:p>
         </w:tc>
       </w:tr>
@@ -4661,19 +4326,11 @@
           <w:rFonts w:asciiTheme="minorHAnsi" w:hAnsiTheme="minorHAnsi" w:cstheme="minorHAnsi"/>
         </w:rPr>
       </w:pPr>
-      <w:proofErr w:type="spellStart"/>
-      <w:r>
-        <w:rPr>
-          <w:rFonts w:asciiTheme="minorHAnsi" w:hAnsiTheme="minorHAnsi" w:cstheme="minorHAnsi"/>
-        </w:rPr>
-        <w:t>Bias</w:t>
-      </w:r>
-      <w:proofErr w:type="spellEnd"/>
-      <w:r>
-        <w:rPr>
-          <w:rFonts w:asciiTheme="minorHAnsi" w:hAnsiTheme="minorHAnsi" w:cstheme="minorHAnsi"/>
-        </w:rPr>
-        <w:t xml:space="preserve"> Z = 0.012-0.014 rad/s (0.69-0.80°/s) sopra soglia </w:t>
+      <w:r>
+        <w:rPr>
+          <w:rFonts w:asciiTheme="minorHAnsi" w:hAnsiTheme="minorHAnsi" w:cstheme="minorHAnsi"/>
+        </w:rPr>
+        <w:t xml:space="preserve">Bias Z = 0.012-0.014 rad/s (0.69-0.80°/s) sopra soglia </w:t>
       </w:r>
     </w:p>
     <w:p>
@@ -4727,24 +4384,8 @@
         <w:rPr>
           <w:rFonts w:asciiTheme="minorHAnsi" w:hAnsiTheme="minorHAnsi" w:cstheme="minorHAnsi"/>
         </w:rPr>
-        <w:t xml:space="preserve">Richiede compensazione tramite calibrazione </w:t>
-      </w:r>
-      <w:proofErr w:type="spellStart"/>
-      <w:proofErr w:type="gramStart"/>
-      <w:r>
-        <w:rPr>
-          <w:rFonts w:asciiTheme="minorHAnsi" w:hAnsiTheme="minorHAnsi" w:cstheme="minorHAnsi"/>
-        </w:rPr>
-        <w:t>pre</w:t>
-      </w:r>
-      <w:proofErr w:type="spellEnd"/>
-      <w:r>
-        <w:rPr>
-          <w:rFonts w:asciiTheme="minorHAnsi" w:hAnsiTheme="minorHAnsi" w:cstheme="minorHAnsi"/>
-        </w:rPr>
-        <w:t>-missione</w:t>
-      </w:r>
-      <w:proofErr w:type="gramEnd"/>
+        <w:t>Richiede compensazione tramite calibrazione pre-missione</w:t>
+      </w:r>
     </w:p>
     <w:p>
       <w:pPr>
@@ -4792,23 +4433,7 @@
           <w:rFonts w:asciiTheme="minorHAnsi" w:hAnsiTheme="minorHAnsi" w:cstheme="minorHAnsi"/>
           <w:lang w:val="en-US"/>
         </w:rPr>
-        <w:t xml:space="preserve"> drift &lt; 14°/min (</w:t>
-      </w:r>
-      <w:proofErr w:type="spellStart"/>
-      <w:r>
-        <w:rPr>
-          <w:rFonts w:asciiTheme="minorHAnsi" w:hAnsiTheme="minorHAnsi" w:cstheme="minorHAnsi"/>
-          <w:lang w:val="en-US"/>
-        </w:rPr>
-        <w:t>accettabile</w:t>
-      </w:r>
-      <w:proofErr w:type="spellEnd"/>
-      <w:r>
-        <w:rPr>
-          <w:rFonts w:asciiTheme="minorHAnsi" w:hAnsiTheme="minorHAnsi" w:cstheme="minorHAnsi"/>
-          <w:lang w:val="en-US"/>
-        </w:rPr>
-        <w:t>)</w:t>
+        <w:t xml:space="preserve"> drift &lt; 14°/min (accettabile)</w:t>
       </w:r>
     </w:p>
     <w:p>
@@ -4819,19 +4444,11 @@
           <w:rFonts w:asciiTheme="minorHAnsi" w:hAnsiTheme="minorHAnsi" w:cstheme="minorHAnsi"/>
         </w:rPr>
       </w:pPr>
-      <w:proofErr w:type="spellStart"/>
-      <w:r>
-        <w:rPr>
-          <w:rFonts w:asciiTheme="minorHAnsi" w:hAnsiTheme="minorHAnsi" w:cstheme="minorHAnsi"/>
-        </w:rPr>
-        <w:t>Sintesi</w:t>
-      </w:r>
-      <w:proofErr w:type="spellEnd"/>
-      <w:r>
-        <w:rPr>
-          <w:rFonts w:asciiTheme="minorHAnsi" w:hAnsiTheme="minorHAnsi" w:cstheme="minorHAnsi"/>
-        </w:rPr>
-        <w:t xml:space="preserve"> IMU</w:t>
+      <w:r>
+        <w:rPr>
+          <w:rFonts w:asciiTheme="minorHAnsi" w:hAnsiTheme="minorHAnsi" w:cstheme="minorHAnsi"/>
+        </w:rPr>
+        <w:t>Sintesi IMU</w:t>
       </w:r>
     </w:p>
     <w:tbl>
@@ -5091,19 +4708,11 @@
                 <w:rFonts w:asciiTheme="minorHAnsi" w:hAnsiTheme="minorHAnsi" w:cstheme="minorHAnsi"/>
               </w:rPr>
             </w:pPr>
-            <w:proofErr w:type="spellStart"/>
-            <w:r>
-              <w:rPr>
-                <w:rFonts w:asciiTheme="minorHAnsi" w:hAnsiTheme="minorHAnsi" w:cstheme="minorHAnsi"/>
-              </w:rPr>
-              <w:t>Bias</w:t>
-            </w:r>
-            <w:proofErr w:type="spellEnd"/>
-            <w:r>
-              <w:rPr>
-                <w:rFonts w:asciiTheme="minorHAnsi" w:hAnsiTheme="minorHAnsi" w:cstheme="minorHAnsi"/>
-              </w:rPr>
-              <w:t xml:space="preserve"> critico</w:t>
+            <w:r>
+              <w:rPr>
+                <w:rFonts w:asciiTheme="minorHAnsi" w:hAnsiTheme="minorHAnsi" w:cstheme="minorHAnsi"/>
+              </w:rPr>
+              <w:t>Bias critico</w:t>
             </w:r>
           </w:p>
         </w:tc>
@@ -5194,120 +4803,56 @@
           <w:rFonts w:asciiTheme="minorHAnsi" w:hAnsiTheme="minorHAnsi" w:cstheme="minorHAnsi"/>
           <w:lang w:val="it-IT" w:eastAsia="it-IT"/>
         </w:rPr>
-        <w:t xml:space="preserve"> tra </w:t>
-      </w:r>
-      <w:proofErr w:type="spellStart"/>
+        <w:t xml:space="preserve"> tra transciever e transponder</w:t>
+      </w:r>
       <w:r>
         <w:rPr>
           <w:rFonts w:asciiTheme="minorHAnsi" w:hAnsiTheme="minorHAnsi" w:cstheme="minorHAnsi"/>
           <w:lang w:val="it-IT" w:eastAsia="it-IT"/>
         </w:rPr>
-        <w:t>transciever</w:t>
-      </w:r>
-      <w:proofErr w:type="spellEnd"/>
+        <w:t xml:space="preserve"> basata su tempo di volo (ToF) e analisi di fase su array idrofoni. </w:t>
+      </w:r>
       <w:r>
         <w:rPr>
           <w:rFonts w:asciiTheme="minorHAnsi" w:hAnsiTheme="minorHAnsi" w:cstheme="minorHAnsi"/>
           <w:lang w:val="it-IT" w:eastAsia="it-IT"/>
         </w:rPr>
-        <w:t xml:space="preserve"> e transponder</w:t>
+        <w:t>Il s</w:t>
       </w:r>
       <w:r>
         <w:rPr>
           <w:rFonts w:asciiTheme="minorHAnsi" w:hAnsiTheme="minorHAnsi" w:cstheme="minorHAnsi"/>
           <w:lang w:val="it-IT" w:eastAsia="it-IT"/>
         </w:rPr>
-        <w:t xml:space="preserve"> basata su tempo di volo (</w:t>
-      </w:r>
-      <w:proofErr w:type="spellStart"/>
+        <w:t>istema EvoLogics S2C opera a 18-34 kHz</w:t>
+      </w:r>
       <w:r>
         <w:rPr>
           <w:rFonts w:asciiTheme="minorHAnsi" w:hAnsiTheme="minorHAnsi" w:cstheme="minorHAnsi"/>
           <w:lang w:val="it-IT" w:eastAsia="it-IT"/>
         </w:rPr>
-        <w:t>ToF</w:t>
-      </w:r>
-      <w:proofErr w:type="spellEnd"/>
+        <w:t>, e</w:t>
+      </w:r>
       <w:r>
         <w:rPr>
           <w:rFonts w:asciiTheme="minorHAnsi" w:hAnsiTheme="minorHAnsi" w:cstheme="minorHAnsi"/>
           <w:lang w:val="it-IT" w:eastAsia="it-IT"/>
         </w:rPr>
-        <w:t xml:space="preserve">) e analisi di fase su array idrofoni. </w:t>
+        <w:t xml:space="preserve"> Il transci</w:t>
       </w:r>
       <w:r>
         <w:rPr>
           <w:rFonts w:asciiTheme="minorHAnsi" w:hAnsiTheme="minorHAnsi" w:cstheme="minorHAnsi"/>
           <w:lang w:val="it-IT" w:eastAsia="it-IT"/>
         </w:rPr>
-        <w:t>Il s</w:t>
+        <w:t>e</w:t>
       </w:r>
       <w:r>
         <w:rPr>
           <w:rFonts w:asciiTheme="minorHAnsi" w:hAnsiTheme="minorHAnsi" w:cstheme="minorHAnsi"/>
           <w:lang w:val="it-IT" w:eastAsia="it-IT"/>
         </w:rPr>
-        <w:t xml:space="preserve">istema </w:t>
-      </w:r>
-      <w:proofErr w:type="spellStart"/>
-      <w:r>
-        <w:rPr>
-          <w:rFonts w:asciiTheme="minorHAnsi" w:hAnsiTheme="minorHAnsi" w:cstheme="minorHAnsi"/>
-          <w:lang w:val="it-IT" w:eastAsia="it-IT"/>
-        </w:rPr>
-        <w:t>EvoLogics</w:t>
-      </w:r>
-      <w:proofErr w:type="spellEnd"/>
-      <w:r>
-        <w:rPr>
-          <w:rFonts w:asciiTheme="minorHAnsi" w:hAnsiTheme="minorHAnsi" w:cstheme="minorHAnsi"/>
-          <w:lang w:val="it-IT" w:eastAsia="it-IT"/>
-        </w:rPr>
-        <w:t xml:space="preserve"> S2C opera a 18-34 kHz</w:t>
-      </w:r>
-      <w:r>
-        <w:rPr>
-          <w:rFonts w:asciiTheme="minorHAnsi" w:hAnsiTheme="minorHAnsi" w:cstheme="minorHAnsi"/>
-          <w:lang w:val="it-IT" w:eastAsia="it-IT"/>
-        </w:rPr>
-        <w:t>, e</w:t>
-      </w:r>
-      <w:r>
-        <w:rPr>
-          <w:rFonts w:asciiTheme="minorHAnsi" w:hAnsiTheme="minorHAnsi" w:cstheme="minorHAnsi"/>
-          <w:lang w:val="it-IT" w:eastAsia="it-IT"/>
-        </w:rPr>
-        <w:t xml:space="preserve"> Il </w:t>
-      </w:r>
-      <w:proofErr w:type="spellStart"/>
-      <w:r>
-        <w:rPr>
-          <w:rFonts w:asciiTheme="minorHAnsi" w:hAnsiTheme="minorHAnsi" w:cstheme="minorHAnsi"/>
-          <w:lang w:val="it-IT" w:eastAsia="it-IT"/>
-        </w:rPr>
-        <w:t>transci</w:t>
-      </w:r>
-      <w:r>
-        <w:rPr>
-          <w:rFonts w:asciiTheme="minorHAnsi" w:hAnsiTheme="minorHAnsi" w:cstheme="minorHAnsi"/>
-          <w:lang w:val="it-IT" w:eastAsia="it-IT"/>
-        </w:rPr>
-        <w:t>e</w:t>
-      </w:r>
-      <w:r>
-        <w:rPr>
-          <w:rFonts w:asciiTheme="minorHAnsi" w:hAnsiTheme="minorHAnsi" w:cstheme="minorHAnsi"/>
-          <w:lang w:val="it-IT" w:eastAsia="it-IT"/>
-        </w:rPr>
-        <w:t>ver</w:t>
-      </w:r>
-      <w:proofErr w:type="spellEnd"/>
-      <w:r>
-        <w:rPr>
-          <w:rFonts w:asciiTheme="minorHAnsi" w:hAnsiTheme="minorHAnsi" w:cstheme="minorHAnsi"/>
-          <w:lang w:val="it-IT" w:eastAsia="it-IT"/>
-        </w:rPr>
-        <w:t xml:space="preserve"> è stato fissato su una boa al centro della piscina, mentre il transponder </w:t>
+        <w:t xml:space="preserve">ver è stato fissato su una boa al centro della piscina, mentre il transponder </w:t>
       </w:r>
       <w:r>
         <w:rPr>
@@ -5510,41 +5055,13 @@
                 <w:szCs w:val="22"/>
               </w:rPr>
             </w:pPr>
-            <w:proofErr w:type="spellStart"/>
-            <w:r>
-              <w:rPr>
-                <w:rFonts w:asciiTheme="minorHAnsi" w:hAnsiTheme="minorHAnsi" w:cstheme="minorHAnsi"/>
-                <w:sz w:val="22"/>
-                <w:szCs w:val="22"/>
-              </w:rPr>
-              <w:t>bearing</w:t>
-            </w:r>
-            <w:proofErr w:type="spellEnd"/>
-            <w:r>
-              <w:rPr>
-                <w:rFonts w:asciiTheme="minorHAnsi" w:hAnsiTheme="minorHAnsi" w:cstheme="minorHAnsi"/>
-                <w:sz w:val="22"/>
-                <w:szCs w:val="22"/>
-              </w:rPr>
-              <w:t xml:space="preserve">, </w:t>
-            </w:r>
-            <w:proofErr w:type="spellStart"/>
-            <w:r>
-              <w:rPr>
-                <w:rFonts w:asciiTheme="minorHAnsi" w:hAnsiTheme="minorHAnsi" w:cstheme="minorHAnsi"/>
-                <w:sz w:val="22"/>
-                <w:szCs w:val="22"/>
-              </w:rPr>
-              <w:t>elevation</w:t>
-            </w:r>
-            <w:proofErr w:type="spellEnd"/>
-            <w:r>
-              <w:rPr>
-                <w:rFonts w:asciiTheme="minorHAnsi" w:hAnsiTheme="minorHAnsi" w:cstheme="minorHAnsi"/>
-                <w:sz w:val="22"/>
-                <w:szCs w:val="22"/>
-              </w:rPr>
-              <w:t>, range</w:t>
+            <w:r>
+              <w:rPr>
+                <w:rFonts w:asciiTheme="minorHAnsi" w:hAnsiTheme="minorHAnsi" w:cstheme="minorHAnsi"/>
+                <w:sz w:val="22"/>
+                <w:szCs w:val="22"/>
+              </w:rPr>
+              <w:t>bearing, elevation, range</w:t>
             </w:r>
           </w:p>
         </w:tc>
@@ -5594,36 +5111,8 @@
                 <w:sz w:val="22"/>
                 <w:szCs w:val="22"/>
               </w:rPr>
-              <w:t xml:space="preserve">Richiede </w:t>
-            </w:r>
-            <w:proofErr w:type="spellStart"/>
-            <w:r>
-              <w:rPr>
-                <w:rFonts w:asciiTheme="minorHAnsi" w:hAnsiTheme="minorHAnsi" w:cstheme="minorHAnsi"/>
-                <w:sz w:val="22"/>
-                <w:szCs w:val="22"/>
-              </w:rPr>
-              <w:t>elevation</w:t>
-            </w:r>
-            <w:proofErr w:type="spellEnd"/>
-            <w:r>
-              <w:rPr>
-                <w:rFonts w:asciiTheme="minorHAnsi" w:hAnsiTheme="minorHAnsi" w:cstheme="minorHAnsi"/>
-                <w:sz w:val="22"/>
-                <w:szCs w:val="22"/>
-              </w:rPr>
-              <w:t xml:space="preserve"> &gt;20°, sensibile </w:t>
-            </w:r>
-            <w:proofErr w:type="spellStart"/>
-            <w:r>
-              <w:rPr>
-                <w:rFonts w:asciiTheme="minorHAnsi" w:hAnsiTheme="minorHAnsi" w:cstheme="minorHAnsi"/>
-                <w:sz w:val="22"/>
-                <w:szCs w:val="22"/>
-              </w:rPr>
-              <w:t>multipath</w:t>
-            </w:r>
-            <w:proofErr w:type="spellEnd"/>
+              <w:t>Richiede elevation &gt;20°, sensibile multipath</w:t>
+            </w:r>
           </w:p>
         </w:tc>
       </w:tr>
@@ -5671,41 +5160,13 @@
                 <w:szCs w:val="22"/>
               </w:rPr>
             </w:pPr>
-            <w:proofErr w:type="spellStart"/>
-            <w:r>
-              <w:rPr>
-                <w:rFonts w:asciiTheme="minorHAnsi" w:hAnsiTheme="minorHAnsi" w:cstheme="minorHAnsi"/>
-                <w:sz w:val="22"/>
-                <w:szCs w:val="22"/>
-              </w:rPr>
-              <w:t>east</w:t>
-            </w:r>
-            <w:proofErr w:type="spellEnd"/>
-            <w:r>
-              <w:rPr>
-                <w:rFonts w:asciiTheme="minorHAnsi" w:hAnsiTheme="minorHAnsi" w:cstheme="minorHAnsi"/>
-                <w:sz w:val="22"/>
-                <w:szCs w:val="22"/>
-              </w:rPr>
-              <w:t xml:space="preserve">, </w:t>
-            </w:r>
-            <w:proofErr w:type="spellStart"/>
-            <w:r>
-              <w:rPr>
-                <w:rFonts w:asciiTheme="minorHAnsi" w:hAnsiTheme="minorHAnsi" w:cstheme="minorHAnsi"/>
-                <w:sz w:val="22"/>
-                <w:szCs w:val="22"/>
-              </w:rPr>
-              <w:t>north</w:t>
-            </w:r>
-            <w:proofErr w:type="spellEnd"/>
-            <w:r>
-              <w:rPr>
-                <w:rFonts w:asciiTheme="minorHAnsi" w:hAnsiTheme="minorHAnsi" w:cstheme="minorHAnsi"/>
-                <w:sz w:val="22"/>
-                <w:szCs w:val="22"/>
-              </w:rPr>
-              <w:t>, up [m]</w:t>
+            <w:r>
+              <w:rPr>
+                <w:rFonts w:asciiTheme="minorHAnsi" w:hAnsiTheme="minorHAnsi" w:cstheme="minorHAnsi"/>
+                <w:sz w:val="22"/>
+                <w:szCs w:val="22"/>
+              </w:rPr>
+              <w:t>east, north, up [m]</w:t>
             </w:r>
           </w:p>
         </w:tc>
@@ -5755,18 +5216,8 @@
                 <w:sz w:val="22"/>
                 <w:szCs w:val="22"/>
               </w:rPr>
-              <w:t xml:space="preserve">Stesso requisito geometrico, </w:t>
-            </w:r>
-            <w:proofErr w:type="spellStart"/>
-            <w:r>
-              <w:rPr>
-                <w:rFonts w:asciiTheme="minorHAnsi" w:hAnsiTheme="minorHAnsi" w:cstheme="minorHAnsi"/>
-                <w:sz w:val="22"/>
-                <w:szCs w:val="22"/>
-              </w:rPr>
-              <w:t>blackbox</w:t>
-            </w:r>
-            <w:proofErr w:type="spellEnd"/>
+              <w:t>Stesso requisito geometrico, blackbox</w:t>
+            </w:r>
           </w:p>
         </w:tc>
       </w:tr>
@@ -5907,18 +5358,8 @@
           <w:b/>
           <w:bCs/>
         </w:rPr>
-        <w:t xml:space="preserve">Range_3D + Depth </w:t>
-      </w:r>
-      <w:proofErr w:type="spellStart"/>
-      <w:r>
-        <w:rPr>
-          <w:rFonts w:asciiTheme="minorHAnsi" w:hAnsiTheme="minorHAnsi" w:cstheme="minorHAnsi"/>
-          <w:b/>
-          <w:bCs/>
-        </w:rPr>
-        <w:t>sensor</w:t>
-      </w:r>
-      <w:proofErr w:type="spellEnd"/>
+        <w:t>Range_3D + Depth sensor</w:t>
+      </w:r>
     </w:p>
     <w:p>
       <w:pPr>
@@ -5959,69 +5400,31 @@
           <w:sz w:val="22"/>
           <w:szCs w:val="22"/>
         </w:rPr>
-        <w:t xml:space="preserve"> si trova alla stessa profondità del </w:t>
-      </w:r>
-      <w:proofErr w:type="spellStart"/>
+        <w:t xml:space="preserve"> si trova alla stessa profondità del transciever</w:t>
+      </w:r>
       <w:r>
         <w:rPr>
           <w:rFonts w:asciiTheme="minorHAnsi" w:hAnsiTheme="minorHAnsi" w:cstheme="minorHAnsi"/>
           <w:sz w:val="22"/>
           <w:szCs w:val="22"/>
         </w:rPr>
-        <w:t>transciever</w:t>
-      </w:r>
-      <w:proofErr w:type="spellEnd"/>
+        <w:t xml:space="preserve">. Si ha quindi un </w:t>
+      </w:r>
       <w:r>
         <w:rPr>
           <w:rFonts w:asciiTheme="minorHAnsi" w:hAnsiTheme="minorHAnsi" w:cstheme="minorHAnsi"/>
           <w:sz w:val="22"/>
           <w:szCs w:val="22"/>
         </w:rPr>
-        <w:t xml:space="preserve">. Si ha quindi un </w:t>
-      </w:r>
-      <w:proofErr w:type="spellStart"/>
+        <w:t xml:space="preserve">aspect ratio </w:t>
+      </w:r>
       <w:r>
         <w:rPr>
           <w:rFonts w:asciiTheme="minorHAnsi" w:hAnsiTheme="minorHAnsi" w:cstheme="minorHAnsi"/>
           <w:sz w:val="22"/>
           <w:szCs w:val="22"/>
         </w:rPr>
-        <w:t>aspect</w:t>
-      </w:r>
-      <w:proofErr w:type="spellEnd"/>
-      <w:r>
-        <w:rPr>
-          <w:rFonts w:asciiTheme="minorHAnsi" w:hAnsiTheme="minorHAnsi" w:cstheme="minorHAnsi"/>
-          <w:sz w:val="22"/>
-          <w:szCs w:val="22"/>
-        </w:rPr>
-        <w:t xml:space="preserve"> ratio </w:t>
-      </w:r>
-      <w:r>
-        <w:rPr>
-          <w:rFonts w:asciiTheme="minorHAnsi" w:hAnsiTheme="minorHAnsi" w:cstheme="minorHAnsi"/>
-          <w:sz w:val="22"/>
-          <w:szCs w:val="22"/>
-        </w:rPr>
-        <w:t xml:space="preserve">(relazione tra la differenza di profondità tra </w:t>
-      </w:r>
-      <w:proofErr w:type="spellStart"/>
-      <w:r>
-        <w:rPr>
-          <w:rFonts w:asciiTheme="minorHAnsi" w:hAnsiTheme="minorHAnsi" w:cstheme="minorHAnsi"/>
-          <w:sz w:val="22"/>
-          <w:szCs w:val="22"/>
-        </w:rPr>
-        <w:t>transciever</w:t>
-      </w:r>
-      <w:proofErr w:type="spellEnd"/>
-      <w:r>
-        <w:rPr>
-          <w:rFonts w:asciiTheme="minorHAnsi" w:hAnsiTheme="minorHAnsi" w:cstheme="minorHAnsi"/>
-          <w:sz w:val="22"/>
-          <w:szCs w:val="22"/>
-        </w:rPr>
-        <w:t xml:space="preserve"> e transponder</w:t>
+        <w:t>(relazione tra la differenza di profondità tra transciever e transponder</w:t>
       </w:r>
       <w:r>
         <w:rPr>
@@ -6127,25 +5530,23 @@
           <w:sz w:val="22"/>
           <w:szCs w:val="22"/>
         </w:rPr>
-        <w:t xml:space="preserve">ben sotto il minimo raccomandato (&gt;1.0) per USBLANGLES/LONG affidabili. Il </w:t>
-      </w:r>
-      <w:proofErr w:type="spellStart"/>
+        <w:t xml:space="preserve">ben sotto il minimo raccomandato (&gt;1.0) per USBLANGLES/LONG affidabili. Il multipath acustico severo in </w:t>
+      </w:r>
       <w:r>
         <w:rPr>
           <w:rFonts w:asciiTheme="minorHAnsi" w:hAnsiTheme="minorHAnsi" w:cstheme="minorHAnsi"/>
           <w:sz w:val="22"/>
           <w:szCs w:val="22"/>
         </w:rPr>
-        <w:t>multipath</w:t>
-      </w:r>
-      <w:proofErr w:type="spellEnd"/>
+        <w:t>acque poco profonde</w:t>
+      </w:r>
       <w:r>
         <w:rPr>
           <w:rFonts w:asciiTheme="minorHAnsi" w:hAnsiTheme="minorHAnsi" w:cstheme="minorHAnsi"/>
           <w:sz w:val="22"/>
           <w:szCs w:val="22"/>
         </w:rPr>
-        <w:t xml:space="preserve"> acustico severo in </w:t>
+        <w:t xml:space="preserve"> rende </w:t>
       </w:r>
       <w:r>
         <w:rPr>
@@ -6153,7 +5554,7 @@
           <w:sz w:val="22"/>
           <w:szCs w:val="22"/>
         </w:rPr>
-        <w:t>acque poco profonde</w:t>
+        <w:t>impossibili misure angolari stabili</w:t>
       </w:r>
       <w:r>
         <w:rPr>
@@ -6161,60 +5562,26 @@
           <w:sz w:val="22"/>
           <w:szCs w:val="22"/>
         </w:rPr>
-        <w:t xml:space="preserve"> rende </w:t>
-      </w:r>
-      <w:r>
+        <w:t>.</w:t>
+      </w:r>
+    </w:p>
+    <w:p>
+      <w:pPr>
+        <w:pStyle w:val="font-claude-response-body"/>
+        <w:spacing w:before="0" w:beforeAutospacing="0" w:after="0" w:afterAutospacing="0"/>
         <w:rPr>
           <w:rFonts w:asciiTheme="minorHAnsi" w:hAnsiTheme="minorHAnsi" w:cstheme="minorHAnsi"/>
           <w:sz w:val="22"/>
           <w:szCs w:val="22"/>
         </w:rPr>
-        <w:t>impossibili misure angolari stabili</w:t>
-      </w:r>
+      </w:pPr>
       <w:r>
         <w:rPr>
           <w:rFonts w:asciiTheme="minorHAnsi" w:hAnsiTheme="minorHAnsi" w:cstheme="minorHAnsi"/>
           <w:sz w:val="22"/>
           <w:szCs w:val="22"/>
         </w:rPr>
-        <w:t>.</w:t>
-      </w:r>
-    </w:p>
-    <w:p>
-      <w:pPr>
-        <w:pStyle w:val="font-claude-response-body"/>
-        <w:spacing w:before="0" w:beforeAutospacing="0" w:after="0" w:afterAutospacing="0"/>
-        <w:rPr>
-          <w:rFonts w:asciiTheme="minorHAnsi" w:hAnsiTheme="minorHAnsi" w:cstheme="minorHAnsi"/>
-          <w:sz w:val="22"/>
-          <w:szCs w:val="22"/>
-        </w:rPr>
-      </w:pPr>
-      <w:r>
-        <w:rPr>
-          <w:rFonts w:asciiTheme="minorHAnsi" w:hAnsiTheme="minorHAnsi" w:cstheme="minorHAnsi"/>
-          <w:sz w:val="22"/>
-          <w:szCs w:val="22"/>
-        </w:rPr>
-        <w:t xml:space="preserve">Le onde sonore possono arrivare al </w:t>
-      </w:r>
-      <w:proofErr w:type="spellStart"/>
-      <w:r>
-        <w:rPr>
-          <w:rFonts w:asciiTheme="minorHAnsi" w:hAnsiTheme="minorHAnsi" w:cstheme="minorHAnsi"/>
-          <w:sz w:val="22"/>
-          <w:szCs w:val="22"/>
-        </w:rPr>
-        <w:t>trasciever</w:t>
-      </w:r>
-      <w:proofErr w:type="spellEnd"/>
-      <w:r>
-        <w:rPr>
-          <w:rFonts w:asciiTheme="minorHAnsi" w:hAnsiTheme="minorHAnsi" w:cstheme="minorHAnsi"/>
-          <w:sz w:val="22"/>
-          <w:szCs w:val="22"/>
-        </w:rPr>
-        <w:t xml:space="preserve"> mediante diverse strade:</w:t>
+        <w:t>Le onde sonore possono arrivare al trasciever mediante diverse strade:</w:t>
       </w:r>
     </w:p>
     <w:p>
@@ -6250,47 +5617,7 @@
           <w:szCs w:val="22"/>
           <w:lang w:val="en-US"/>
         </w:rPr>
-        <w:t>: transceiver → transponder (</w:t>
-      </w:r>
-      <w:proofErr w:type="spellStart"/>
-      <w:r>
-        <w:rPr>
-          <w:rFonts w:asciiTheme="minorHAnsi" w:hAnsiTheme="minorHAnsi" w:cstheme="minorHAnsi"/>
-          <w:sz w:val="22"/>
-          <w:szCs w:val="22"/>
-          <w:lang w:val="en-US"/>
-        </w:rPr>
-        <w:t>ToF</w:t>
-      </w:r>
-      <w:proofErr w:type="spellEnd"/>
-      <w:r>
-        <w:rPr>
-          <w:rFonts w:asciiTheme="minorHAnsi" w:hAnsiTheme="minorHAnsi" w:cstheme="minorHAnsi"/>
-          <w:sz w:val="22"/>
-          <w:szCs w:val="22"/>
-          <w:lang w:val="en-US"/>
-        </w:rPr>
-        <w:t xml:space="preserve"> </w:t>
-      </w:r>
-      <w:proofErr w:type="spellStart"/>
-      <w:r>
-        <w:rPr>
-          <w:rFonts w:asciiTheme="minorHAnsi" w:hAnsiTheme="minorHAnsi" w:cstheme="minorHAnsi"/>
-          <w:sz w:val="22"/>
-          <w:szCs w:val="22"/>
-          <w:lang w:val="en-US"/>
-        </w:rPr>
-        <w:t>minimo</w:t>
-      </w:r>
-      <w:proofErr w:type="spellEnd"/>
-      <w:r>
-        <w:rPr>
-          <w:rFonts w:asciiTheme="minorHAnsi" w:hAnsiTheme="minorHAnsi" w:cstheme="minorHAnsi"/>
-          <w:sz w:val="22"/>
-          <w:szCs w:val="22"/>
-          <w:lang w:val="en-US"/>
-        </w:rPr>
-        <w:t>)</w:t>
+        <w:t>: transceiver → transponder (ToF minimo)</w:t>
       </w:r>
     </w:p>
     <w:p>
@@ -6315,45 +5642,15 @@
           <w:sz w:val="22"/>
           <w:szCs w:val="22"/>
         </w:rPr>
-        <w:t xml:space="preserve">Surface </w:t>
-      </w:r>
-      <w:proofErr w:type="spellStart"/>
-      <w:r>
-        <w:rPr>
-          <w:rFonts w:asciiTheme="minorHAnsi" w:hAnsiTheme="minorHAnsi" w:cstheme="minorHAnsi"/>
-          <w:b/>
-          <w:bCs/>
+        <w:t>Surface bounce</w:t>
+      </w:r>
+      <w:r>
+        <w:rPr>
+          <w:rFonts w:asciiTheme="minorHAnsi" w:hAnsiTheme="minorHAnsi" w:cstheme="minorHAnsi"/>
           <w:sz w:val="22"/>
           <w:szCs w:val="22"/>
         </w:rPr>
-        <w:t>bounce</w:t>
-      </w:r>
-      <w:proofErr w:type="spellEnd"/>
-      <w:r>
-        <w:rPr>
-          <w:rFonts w:asciiTheme="minorHAnsi" w:hAnsiTheme="minorHAnsi" w:cstheme="minorHAnsi"/>
-          <w:sz w:val="22"/>
-          <w:szCs w:val="22"/>
-        </w:rPr>
-        <w:t xml:space="preserve">: </w:t>
-      </w:r>
-      <w:proofErr w:type="spellStart"/>
-      <w:r>
-        <w:rPr>
-          <w:rFonts w:asciiTheme="minorHAnsi" w:hAnsiTheme="minorHAnsi" w:cstheme="minorHAnsi"/>
-          <w:sz w:val="22"/>
-          <w:szCs w:val="22"/>
-        </w:rPr>
-        <w:t>transceiver</w:t>
-      </w:r>
-      <w:proofErr w:type="spellEnd"/>
-      <w:r>
-        <w:rPr>
-          <w:rFonts w:asciiTheme="minorHAnsi" w:hAnsiTheme="minorHAnsi" w:cstheme="minorHAnsi"/>
-          <w:sz w:val="22"/>
-          <w:szCs w:val="22"/>
-        </w:rPr>
-        <w:t xml:space="preserve"> → superficie → transponder</w:t>
+        <w:t>: transceiver → superficie → transponder</w:t>
       </w:r>
     </w:p>
     <w:p>
@@ -6378,182 +5675,72 @@
           <w:sz w:val="22"/>
           <w:szCs w:val="22"/>
         </w:rPr>
-        <w:t xml:space="preserve">Bottom </w:t>
-      </w:r>
-      <w:proofErr w:type="spellStart"/>
-      <w:r>
-        <w:rPr>
-          <w:rFonts w:asciiTheme="minorHAnsi" w:hAnsiTheme="minorHAnsi" w:cstheme="minorHAnsi"/>
-          <w:b/>
-          <w:bCs/>
+        <w:t>Bottom bounce</w:t>
+      </w:r>
+      <w:r>
+        <w:rPr>
+          <w:rFonts w:asciiTheme="minorHAnsi" w:hAnsiTheme="minorHAnsi" w:cstheme="minorHAnsi"/>
           <w:sz w:val="22"/>
           <w:szCs w:val="22"/>
         </w:rPr>
-        <w:t>bounce</w:t>
-      </w:r>
-      <w:proofErr w:type="spellEnd"/>
-      <w:r>
+        <w:t>: transceiver → fondo → transponder</w:t>
+      </w:r>
+    </w:p>
+    <w:p>
+      <w:pPr>
+        <w:pStyle w:val="font-claude-response-body"/>
         <w:rPr>
           <w:rFonts w:asciiTheme="minorHAnsi" w:hAnsiTheme="minorHAnsi" w:cstheme="minorHAnsi"/>
           <w:sz w:val="22"/>
           <w:szCs w:val="22"/>
         </w:rPr>
-        <w:t xml:space="preserve">: </w:t>
-      </w:r>
-      <w:proofErr w:type="spellStart"/>
+      </w:pPr>
       <w:r>
         <w:rPr>
           <w:rFonts w:asciiTheme="minorHAnsi" w:hAnsiTheme="minorHAnsi" w:cstheme="minorHAnsi"/>
           <w:sz w:val="22"/>
           <w:szCs w:val="22"/>
         </w:rPr>
-        <w:t>transceiver</w:t>
-      </w:r>
-      <w:proofErr w:type="spellEnd"/>
+        <w:t>Si è deciso di utilizzare la misura del range 3d in quanto</w:t>
+      </w:r>
       <w:r>
         <w:rPr>
           <w:rFonts w:asciiTheme="minorHAnsi" w:hAnsiTheme="minorHAnsi" w:cstheme="minorHAnsi"/>
           <w:sz w:val="22"/>
           <w:szCs w:val="22"/>
         </w:rPr>
-        <w:t xml:space="preserve"> → fondo → transponder</w:t>
+        <w:t xml:space="preserve"> </w:t>
+      </w:r>
+      <w:r>
+        <w:rPr>
+          <w:rFonts w:asciiTheme="minorHAnsi" w:hAnsiTheme="minorHAnsi" w:cstheme="minorHAnsi"/>
+          <w:sz w:val="22"/>
+          <w:szCs w:val="22"/>
+        </w:rPr>
+        <w:t>l</w:t>
+      </w:r>
+      <w:r>
+        <w:rPr>
+          <w:rFonts w:asciiTheme="minorHAnsi" w:hAnsiTheme="minorHAnsi" w:cstheme="minorHAnsi"/>
+          <w:sz w:val="22"/>
+          <w:szCs w:val="22"/>
+        </w:rPr>
+        <w:t>a misura ToF del primo picco è meno sensibile ai multipath rispetto alla misura di fase (bearing/elevation), che richiede coerenza del fronte d'onda su tutti gli idrofoni.</w:t>
       </w:r>
     </w:p>
     <w:p>
       <w:pPr>
-        <w:pStyle w:val="font-claude-response-body"/>
-        <w:rPr>
-          <w:rFonts w:asciiTheme="minorHAnsi" w:hAnsiTheme="minorHAnsi" w:cstheme="minorHAnsi"/>
-          <w:sz w:val="22"/>
-          <w:szCs w:val="22"/>
-        </w:rPr>
-      </w:pPr>
-      <w:r>
-        <w:rPr>
-          <w:rFonts w:asciiTheme="minorHAnsi" w:hAnsiTheme="minorHAnsi" w:cstheme="minorHAnsi"/>
-          <w:sz w:val="22"/>
-          <w:szCs w:val="22"/>
-        </w:rPr>
-        <w:t>Si è deciso di utilizzare la misura del range 3d in quanto</w:t>
-      </w:r>
-      <w:r>
-        <w:rPr>
-          <w:rFonts w:asciiTheme="minorHAnsi" w:hAnsiTheme="minorHAnsi" w:cstheme="minorHAnsi"/>
-          <w:sz w:val="22"/>
-          <w:szCs w:val="22"/>
-        </w:rPr>
-        <w:t xml:space="preserve"> </w:t>
-      </w:r>
-      <w:r>
-        <w:rPr>
-          <w:rFonts w:asciiTheme="minorHAnsi" w:hAnsiTheme="minorHAnsi" w:cstheme="minorHAnsi"/>
-          <w:sz w:val="22"/>
-          <w:szCs w:val="22"/>
-        </w:rPr>
-        <w:t>l</w:t>
-      </w:r>
-      <w:r>
-        <w:rPr>
-          <w:rFonts w:asciiTheme="minorHAnsi" w:hAnsiTheme="minorHAnsi" w:cstheme="minorHAnsi"/>
-          <w:sz w:val="22"/>
-          <w:szCs w:val="22"/>
-        </w:rPr>
-        <w:t xml:space="preserve">a misura </w:t>
-      </w:r>
-      <w:proofErr w:type="spellStart"/>
-      <w:r>
-        <w:rPr>
-          <w:rFonts w:asciiTheme="minorHAnsi" w:hAnsiTheme="minorHAnsi" w:cstheme="minorHAnsi"/>
-          <w:sz w:val="22"/>
-          <w:szCs w:val="22"/>
-        </w:rPr>
-        <w:t>ToF</w:t>
-      </w:r>
-      <w:proofErr w:type="spellEnd"/>
-      <w:r>
-        <w:rPr>
-          <w:rFonts w:asciiTheme="minorHAnsi" w:hAnsiTheme="minorHAnsi" w:cstheme="minorHAnsi"/>
-          <w:sz w:val="22"/>
-          <w:szCs w:val="22"/>
-        </w:rPr>
-        <w:t xml:space="preserve"> del primo picco è meno sensibile ai </w:t>
-      </w:r>
-      <w:proofErr w:type="spellStart"/>
-      <w:r>
-        <w:rPr>
-          <w:rFonts w:asciiTheme="minorHAnsi" w:hAnsiTheme="minorHAnsi" w:cstheme="minorHAnsi"/>
-          <w:sz w:val="22"/>
-          <w:szCs w:val="22"/>
-        </w:rPr>
-        <w:t>multipath</w:t>
-      </w:r>
-      <w:proofErr w:type="spellEnd"/>
-      <w:r>
-        <w:rPr>
-          <w:rFonts w:asciiTheme="minorHAnsi" w:hAnsiTheme="minorHAnsi" w:cstheme="minorHAnsi"/>
-          <w:sz w:val="22"/>
-          <w:szCs w:val="22"/>
-        </w:rPr>
-        <w:t xml:space="preserve"> rispetto alla misura di fase (</w:t>
-      </w:r>
-      <w:proofErr w:type="spellStart"/>
-      <w:r>
-        <w:rPr>
-          <w:rFonts w:asciiTheme="minorHAnsi" w:hAnsiTheme="minorHAnsi" w:cstheme="minorHAnsi"/>
-          <w:sz w:val="22"/>
-          <w:szCs w:val="22"/>
-        </w:rPr>
-        <w:t>bearing</w:t>
-      </w:r>
-      <w:proofErr w:type="spellEnd"/>
-      <w:r>
-        <w:rPr>
-          <w:rFonts w:asciiTheme="minorHAnsi" w:hAnsiTheme="minorHAnsi" w:cstheme="minorHAnsi"/>
-          <w:sz w:val="22"/>
-          <w:szCs w:val="22"/>
-        </w:rPr>
-        <w:t>/</w:t>
-      </w:r>
-      <w:proofErr w:type="spellStart"/>
-      <w:r>
-        <w:rPr>
-          <w:rFonts w:asciiTheme="minorHAnsi" w:hAnsiTheme="minorHAnsi" w:cstheme="minorHAnsi"/>
-          <w:sz w:val="22"/>
-          <w:szCs w:val="22"/>
-        </w:rPr>
-        <w:t>elevation</w:t>
-      </w:r>
-      <w:proofErr w:type="spellEnd"/>
-      <w:r>
-        <w:rPr>
-          <w:rFonts w:asciiTheme="minorHAnsi" w:hAnsiTheme="minorHAnsi" w:cstheme="minorHAnsi"/>
-          <w:sz w:val="22"/>
-          <w:szCs w:val="22"/>
-        </w:rPr>
-        <w:t>), che richiede coerenza del fronte d'onda su tutti gli idrofoni.</w:t>
-      </w:r>
-    </w:p>
-    <w:p>
-      <w:pPr>
         <w:pStyle w:val="Titolo2"/>
         <w:spacing w:after="240"/>
         <w:rPr>
           <w:rFonts w:asciiTheme="minorHAnsi" w:hAnsiTheme="minorHAnsi" w:cstheme="minorHAnsi"/>
         </w:rPr>
       </w:pPr>
-      <w:proofErr w:type="spellStart"/>
-      <w:r>
-        <w:rPr>
-          <w:rFonts w:asciiTheme="minorHAnsi" w:hAnsiTheme="minorHAnsi" w:cstheme="minorHAnsi"/>
-        </w:rPr>
-        <w:t>Risultati</w:t>
-      </w:r>
-      <w:proofErr w:type="spellEnd"/>
-      <w:r>
-        <w:rPr>
-          <w:rFonts w:asciiTheme="minorHAnsi" w:hAnsiTheme="minorHAnsi" w:cstheme="minorHAnsi"/>
-        </w:rPr>
-        <w:t xml:space="preserve"> Performance</w:t>
+      <w:r>
+        <w:rPr>
+          <w:rFonts w:asciiTheme="minorHAnsi" w:hAnsiTheme="minorHAnsi" w:cstheme="minorHAnsi"/>
+        </w:rPr>
+        <w:t>Risultati Performance</w:t>
       </w:r>
     </w:p>
     <w:tbl>
@@ -6643,23 +5830,13 @@
                 <w:szCs w:val="22"/>
               </w:rPr>
             </w:pPr>
-            <w:proofErr w:type="spellStart"/>
-            <w:r>
-              <w:rPr>
-                <w:rFonts w:asciiTheme="minorHAnsi" w:hAnsiTheme="minorHAnsi" w:cstheme="minorHAnsi"/>
-                <w:sz w:val="22"/>
-                <w:szCs w:val="22"/>
-              </w:rPr>
-              <w:t>Freq</w:t>
-            </w:r>
-            <w:proofErr w:type="spellEnd"/>
-            <w:r>
-              <w:rPr>
-                <w:rFonts w:asciiTheme="minorHAnsi" w:hAnsiTheme="minorHAnsi" w:cstheme="minorHAnsi"/>
-                <w:sz w:val="22"/>
-                <w:szCs w:val="22"/>
-              </w:rPr>
-              <w:t xml:space="preserve"> [Hz]</w:t>
+            <w:r>
+              <w:rPr>
+                <w:rFonts w:asciiTheme="minorHAnsi" w:hAnsiTheme="minorHAnsi" w:cstheme="minorHAnsi"/>
+                <w:sz w:val="22"/>
+                <w:szCs w:val="22"/>
+              </w:rPr>
+              <w:t>Freq [Hz]</w:t>
             </w:r>
           </w:p>
         </w:tc>
@@ -6753,7 +5930,6 @@
                 <w:szCs w:val="22"/>
               </w:rPr>
             </w:pPr>
-            <w:proofErr w:type="spellStart"/>
             <w:r>
               <w:rPr>
                 <w:rFonts w:asciiTheme="minorHAnsi" w:hAnsiTheme="minorHAnsi" w:cstheme="minorHAnsi"/>
@@ -6762,7 +5938,6 @@
               </w:rPr>
               <w:t>Integrity</w:t>
             </w:r>
-            <w:proofErr w:type="spellEnd"/>
           </w:p>
         </w:tc>
         <w:tc>
@@ -7667,36 +6842,8 @@
           <w:sz w:val="22"/>
           <w:szCs w:val="22"/>
         </w:rPr>
-        <w:t xml:space="preserve"> fix con errori 1-2m dovuti a lock su </w:t>
-      </w:r>
-      <w:proofErr w:type="spellStart"/>
-      <w:r>
-        <w:rPr>
-          <w:rFonts w:asciiTheme="minorHAnsi" w:hAnsiTheme="minorHAnsi" w:cstheme="minorHAnsi"/>
-          <w:sz w:val="22"/>
-          <w:szCs w:val="22"/>
-        </w:rPr>
-        <w:t>surface</w:t>
-      </w:r>
-      <w:proofErr w:type="spellEnd"/>
-      <w:r>
-        <w:rPr>
-          <w:rFonts w:asciiTheme="minorHAnsi" w:hAnsiTheme="minorHAnsi" w:cstheme="minorHAnsi"/>
-          <w:sz w:val="22"/>
-          <w:szCs w:val="22"/>
-        </w:rPr>
-        <w:t xml:space="preserve">/bottom </w:t>
-      </w:r>
-      <w:proofErr w:type="spellStart"/>
-      <w:r>
-        <w:rPr>
-          <w:rFonts w:asciiTheme="minorHAnsi" w:hAnsiTheme="minorHAnsi" w:cstheme="minorHAnsi"/>
-          <w:sz w:val="22"/>
-          <w:szCs w:val="22"/>
-        </w:rPr>
-        <w:t>bounce</w:t>
-      </w:r>
-      <w:proofErr w:type="spellEnd"/>
+        <w:t xml:space="preserve"> fix con errori 1-2m dovuti a lock su surface/bottom bounce</w:t>
+      </w:r>
     </w:p>
     <w:p>
       <w:pPr>
@@ -7706,19 +6853,11 @@
           <w:rFonts w:asciiTheme="minorHAnsi" w:hAnsiTheme="minorHAnsi" w:cstheme="minorHAnsi"/>
         </w:rPr>
       </w:pPr>
-      <w:proofErr w:type="spellStart"/>
-      <w:r>
-        <w:rPr>
-          <w:rFonts w:asciiTheme="minorHAnsi" w:hAnsiTheme="minorHAnsi" w:cstheme="minorHAnsi"/>
-        </w:rPr>
-        <w:t>Sintesi</w:t>
-      </w:r>
-      <w:proofErr w:type="spellEnd"/>
-      <w:r>
-        <w:rPr>
-          <w:rFonts w:asciiTheme="minorHAnsi" w:hAnsiTheme="minorHAnsi" w:cstheme="minorHAnsi"/>
-        </w:rPr>
-        <w:t xml:space="preserve"> USBL</w:t>
+      <w:r>
+        <w:rPr>
+          <w:rFonts w:asciiTheme="minorHAnsi" w:hAnsiTheme="minorHAnsi" w:cstheme="minorHAnsi"/>
+        </w:rPr>
+        <w:t>Sintesi USBL</w:t>
       </w:r>
     </w:p>
     <w:tbl>
@@ -8076,34 +7215,14 @@
                 <w:szCs w:val="22"/>
               </w:rPr>
             </w:pPr>
-            <w:proofErr w:type="spellStart"/>
-            <w:r>
-              <w:rPr>
-                <w:rFonts w:asciiTheme="minorHAnsi" w:hAnsiTheme="minorHAnsi" w:cstheme="minorHAnsi"/>
-                <w:sz w:val="22"/>
-                <w:szCs w:val="22"/>
-              </w:rPr>
-              <w:t>Multipath</w:t>
-            </w:r>
-            <w:proofErr w:type="spellEnd"/>
-            <w:r>
-              <w:rPr>
-                <w:rFonts w:asciiTheme="minorHAnsi" w:hAnsiTheme="minorHAnsi" w:cstheme="minorHAnsi"/>
-                <w:sz w:val="22"/>
-                <w:szCs w:val="22"/>
-              </w:rPr>
-              <w:t xml:space="preserve"> </w:t>
-            </w:r>
-            <w:proofErr w:type="spellStart"/>
-            <w:r>
-              <w:rPr>
-                <w:rFonts w:asciiTheme="minorHAnsi" w:hAnsiTheme="minorHAnsi" w:cstheme="minorHAnsi"/>
-                <w:sz w:val="22"/>
-                <w:szCs w:val="22"/>
-              </w:rPr>
-              <w:t>errors</w:t>
-            </w:r>
-            <w:proofErr w:type="spellEnd"/>
+            <w:r>
+              <w:rPr>
+                <w:rFonts w:asciiTheme="minorHAnsi" w:hAnsiTheme="minorHAnsi" w:cstheme="minorHAnsi"/>
+                <w:sz w:val="22"/>
+                <w:szCs w:val="22"/>
+              </w:rPr>
+              <w:t>Multipath errors</w:t>
+            </w:r>
           </w:p>
         </w:tc>
         <w:tc>
@@ -8280,25 +7399,7 @@
           <w:sz w:val="22"/>
           <w:szCs w:val="22"/>
         </w:rPr>
-        <w:t xml:space="preserve">, </w:t>
-      </w:r>
-      <w:proofErr w:type="spellStart"/>
-      <w:r>
-        <w:rPr>
-          <w:rFonts w:asciiTheme="minorHAnsi" w:hAnsiTheme="minorHAnsi" w:cstheme="minorHAnsi"/>
-          <w:sz w:val="22"/>
-          <w:szCs w:val="22"/>
-        </w:rPr>
-        <w:t>multipath</w:t>
-      </w:r>
-      <w:proofErr w:type="spellEnd"/>
-      <w:r>
-        <w:rPr>
-          <w:rFonts w:asciiTheme="minorHAnsi" w:hAnsiTheme="minorHAnsi" w:cstheme="minorHAnsi"/>
-          <w:sz w:val="22"/>
-          <w:szCs w:val="22"/>
-        </w:rPr>
-        <w:t xml:space="preserve"> piscina confinata.</w:t>
+        <w:t>, multipath piscina confinata.</w:t>
       </w:r>
     </w:p>
     <w:p>
@@ -8309,14 +7410,12 @@
           <w:rFonts w:asciiTheme="minorHAnsi" w:hAnsiTheme="minorHAnsi" w:cstheme="minorHAnsi"/>
         </w:rPr>
       </w:pPr>
-      <w:proofErr w:type="spellStart"/>
       <w:r>
         <w:rPr>
           <w:rFonts w:asciiTheme="minorHAnsi" w:hAnsiTheme="minorHAnsi" w:cstheme="minorHAnsi"/>
         </w:rPr>
         <w:t>Conclusioni</w:t>
       </w:r>
-      <w:proofErr w:type="spellEnd"/>
     </w:p>
     <w:p>
       <w:pPr>
@@ -8424,25 +7523,7 @@
           <w:sz w:val="22"/>
           <w:szCs w:val="22"/>
         </w:rPr>
-        <w:t xml:space="preserve"> - Richiede calibrazione </w:t>
-      </w:r>
-      <w:proofErr w:type="spellStart"/>
-      <w:r>
-        <w:rPr>
-          <w:rFonts w:asciiTheme="minorHAnsi" w:hAnsiTheme="minorHAnsi" w:cstheme="minorHAnsi"/>
-          <w:sz w:val="22"/>
-          <w:szCs w:val="22"/>
-        </w:rPr>
-        <w:t>bias</w:t>
-      </w:r>
-      <w:proofErr w:type="spellEnd"/>
-      <w:r>
-        <w:rPr>
-          <w:rFonts w:asciiTheme="minorHAnsi" w:hAnsiTheme="minorHAnsi" w:cstheme="minorHAnsi"/>
-          <w:sz w:val="22"/>
-          <w:szCs w:val="22"/>
-        </w:rPr>
-        <w:t xml:space="preserve"> Z</w:t>
+        <w:t xml:space="preserve"> - Richiede calibrazione bias Z</w:t>
       </w:r>
     </w:p>
     <w:p>
@@ -8460,7 +7541,6 @@
           <w:lang w:val="en-US"/>
         </w:rPr>
       </w:pPr>
-      <w:proofErr w:type="spellStart"/>
       <w:r>
         <w:rPr>
           <w:rFonts w:asciiTheme="minorHAnsi" w:hAnsiTheme="minorHAnsi" w:cstheme="minorHAnsi"/>
@@ -8479,7 +7559,6 @@
         </w:rPr>
         <w:t>elerometro</w:t>
       </w:r>
-      <w:proofErr w:type="spellEnd"/>
       <w:r>
         <w:rPr>
           <w:rFonts w:asciiTheme="minorHAnsi" w:hAnsiTheme="minorHAnsi" w:cstheme="minorHAnsi"/>
@@ -8487,27 +7566,7 @@
           <w:szCs w:val="22"/>
           <w:lang w:val="en-US"/>
         </w:rPr>
-        <w:t xml:space="preserve">: bias &lt;0.03 m/s², </w:t>
-      </w:r>
-      <w:proofErr w:type="spellStart"/>
-      <w:r>
-        <w:rPr>
-          <w:rFonts w:asciiTheme="minorHAnsi" w:hAnsiTheme="minorHAnsi" w:cstheme="minorHAnsi"/>
-          <w:sz w:val="22"/>
-          <w:szCs w:val="22"/>
-          <w:lang w:val="en-US"/>
-        </w:rPr>
-        <w:t>rumore</w:t>
-      </w:r>
-      <w:proofErr w:type="spellEnd"/>
-      <w:r>
-        <w:rPr>
-          <w:rFonts w:asciiTheme="minorHAnsi" w:hAnsiTheme="minorHAnsi" w:cstheme="minorHAnsi"/>
-          <w:sz w:val="22"/>
-          <w:szCs w:val="22"/>
-          <w:lang w:val="en-US"/>
-        </w:rPr>
-        <w:t xml:space="preserve"> 0.04-0.06 m/s²</w:t>
+        <w:t>: bias &lt;0.03 m/s², rumore 0.04-0.06 m/s²</w:t>
       </w:r>
     </w:p>
     <w:p>
@@ -8546,25 +7605,7 @@
           <w:sz w:val="22"/>
           <w:szCs w:val="22"/>
         </w:rPr>
-        <w:t xml:space="preserve"> Z: </w:t>
-      </w:r>
-      <w:proofErr w:type="spellStart"/>
-      <w:r>
-        <w:rPr>
-          <w:rFonts w:asciiTheme="minorHAnsi" w:hAnsiTheme="minorHAnsi" w:cstheme="minorHAnsi"/>
-          <w:sz w:val="22"/>
-          <w:szCs w:val="22"/>
-        </w:rPr>
-        <w:t>bias</w:t>
-      </w:r>
-      <w:proofErr w:type="spellEnd"/>
-      <w:r>
-        <w:rPr>
-          <w:rFonts w:asciiTheme="minorHAnsi" w:hAnsiTheme="minorHAnsi" w:cstheme="minorHAnsi"/>
-          <w:sz w:val="22"/>
-          <w:szCs w:val="22"/>
-        </w:rPr>
-        <w:t xml:space="preserve"> 0.013 rad/s → </w:t>
+        <w:t xml:space="preserve"> Z: bias 0.013 rad/s → </w:t>
       </w:r>
       <w:r>
         <w:rPr>
@@ -8639,25 +7680,7 @@
           <w:sz w:val="22"/>
           <w:szCs w:val="22"/>
         </w:rPr>
-        <w:t xml:space="preserve">Rumore 2mm, </w:t>
-      </w:r>
-      <w:proofErr w:type="spellStart"/>
-      <w:r>
-        <w:rPr>
-          <w:rFonts w:asciiTheme="minorHAnsi" w:hAnsiTheme="minorHAnsi" w:cstheme="minorHAnsi"/>
-          <w:sz w:val="22"/>
-          <w:szCs w:val="22"/>
-        </w:rPr>
-        <w:t>integrity</w:t>
-      </w:r>
-      <w:proofErr w:type="spellEnd"/>
-      <w:r>
-        <w:rPr>
-          <w:rFonts w:asciiTheme="minorHAnsi" w:hAnsiTheme="minorHAnsi" w:cstheme="minorHAnsi"/>
-          <w:sz w:val="22"/>
-          <w:szCs w:val="22"/>
-        </w:rPr>
-        <w:t xml:space="preserve"> 100%</w:t>
+        <w:t>Rumore 2mm, integrity 100%</w:t>
       </w:r>
     </w:p>
     <w:p>
@@ -8703,43 +7726,7 @@
           <w:sz w:val="22"/>
           <w:szCs w:val="22"/>
         </w:rPr>
-        <w:t>Salti ~7% (</w:t>
-      </w:r>
-      <w:proofErr w:type="spellStart"/>
-      <w:r>
-        <w:rPr>
-          <w:rFonts w:asciiTheme="minorHAnsi" w:hAnsiTheme="minorHAnsi" w:cstheme="minorHAnsi"/>
-          <w:sz w:val="22"/>
-          <w:szCs w:val="22"/>
-        </w:rPr>
-        <w:t>surface</w:t>
-      </w:r>
-      <w:proofErr w:type="spellEnd"/>
-      <w:r>
-        <w:rPr>
-          <w:rFonts w:asciiTheme="minorHAnsi" w:hAnsiTheme="minorHAnsi" w:cstheme="minorHAnsi"/>
-          <w:sz w:val="22"/>
-          <w:szCs w:val="22"/>
-        </w:rPr>
-        <w:t xml:space="preserve">/bottom </w:t>
-      </w:r>
-      <w:proofErr w:type="spellStart"/>
-      <w:r>
-        <w:rPr>
-          <w:rFonts w:asciiTheme="minorHAnsi" w:hAnsiTheme="minorHAnsi" w:cstheme="minorHAnsi"/>
-          <w:sz w:val="22"/>
-          <w:szCs w:val="22"/>
-        </w:rPr>
-        <w:t>bounce</w:t>
-      </w:r>
-      <w:proofErr w:type="spellEnd"/>
-      <w:r>
-        <w:rPr>
-          <w:rFonts w:asciiTheme="minorHAnsi" w:hAnsiTheme="minorHAnsi" w:cstheme="minorHAnsi"/>
-          <w:sz w:val="22"/>
-          <w:szCs w:val="22"/>
-        </w:rPr>
-        <w:t>)</w:t>
+        <w:t>Salti ~7% (surface/bottom bounce)</w:t>
       </w:r>
     </w:p>
     <w:p>
@@ -14969,9 +13956,7 @@
 </file>
 
 <file path=customXml/item1.xml><?xml version="1.0" encoding="utf-8"?>
-<p:properties xmlns:p="http://schemas.microsoft.com/office/2006/metadata/properties" xmlns:xsi="http://www.w3.org/2001/XMLSchema-instance" xmlns:pc="http://schemas.microsoft.com/office/infopath/2007/PartnerControls">
-  <documentManagement/>
-</p:properties>
+<b:Sources xmlns:b="http://schemas.openxmlformats.org/officeDocument/2006/bibliography" xmlns="http://schemas.openxmlformats.org/officeDocument/2006/bibliography" SelectedStyle="\APASixthEditionOfficeOnline.xsl" StyleName="APA" Version="6"/>
 </file>
 
 <file path=customXml/item2.xml><?xml version="1.0" encoding="utf-8"?>
@@ -15113,7 +14098,9 @@
 </file>
 
 <file path=customXml/item3.xml><?xml version="1.0" encoding="utf-8"?>
-<b:Sources xmlns:b="http://schemas.openxmlformats.org/officeDocument/2006/bibliography" xmlns="http://schemas.openxmlformats.org/officeDocument/2006/bibliography" SelectedStyle="\APASixthEditionOfficeOnline.xsl" StyleName="APA" Version="6"/>
+<p:properties xmlns:p="http://schemas.microsoft.com/office/2006/metadata/properties" xmlns:xsi="http://www.w3.org/2001/XMLSchema-instance" xmlns:pc="http://schemas.microsoft.com/office/infopath/2007/PartnerControls">
+  <documentManagement/>
+</p:properties>
 </file>
 
 <file path=customXml/item4.xml><?xml version="1.0" encoding="utf-8"?>
@@ -15126,10 +14113,9 @@
 </file>
 
 <file path=customXml/itemProps1.xml><?xml version="1.0" encoding="utf-8"?>
-<ds:datastoreItem xmlns:ds="http://schemas.openxmlformats.org/officeDocument/2006/customXml" ds:itemID="{DED93B78-2368-4096-998B-E4B6C71B1420}">
+<ds:datastoreItem xmlns:ds="http://schemas.openxmlformats.org/officeDocument/2006/customXml" ds:itemID="{C0649622-2550-4579-A871-BF789DBE52A1}">
   <ds:schemaRefs>
-    <ds:schemaRef ds:uri="http://schemas.microsoft.com/office/2006/metadata/properties"/>
-    <ds:schemaRef ds:uri="http://schemas.microsoft.com/office/infopath/2007/PartnerControls"/>
+    <ds:schemaRef ds:uri="http://schemas.openxmlformats.org/officeDocument/2006/bibliography"/>
   </ds:schemaRefs>
 </ds:datastoreItem>
 </file>
@@ -15153,9 +14139,10 @@
 </file>
 
 <file path=customXml/itemProps3.xml><?xml version="1.0" encoding="utf-8"?>
-<ds:datastoreItem xmlns:ds="http://schemas.openxmlformats.org/officeDocument/2006/customXml" ds:itemID="{C0649622-2550-4579-A871-BF789DBE52A1}">
+<ds:datastoreItem xmlns:ds="http://schemas.openxmlformats.org/officeDocument/2006/customXml" ds:itemID="{DED93B78-2368-4096-998B-E4B6C71B1420}">
   <ds:schemaRefs>
-    <ds:schemaRef ds:uri="http://schemas.openxmlformats.org/officeDocument/2006/bibliography"/>
+    <ds:schemaRef ds:uri="http://schemas.microsoft.com/office/2006/metadata/properties"/>
+    <ds:schemaRef ds:uri="http://schemas.microsoft.com/office/infopath/2007/PartnerControls"/>
   </ds:schemaRefs>
 </ds:datastoreItem>
 </file>
